--- a/docs/sdlc/40_test/WS2D-TR-001_テストサマリレポート.docx
+++ b/docs/sdlc/40_test/WS2D-TR-001_テストサマリレポート.docx
@@ -1001,7 +1001,19 @@
           <w:rFonts w:ascii="Yu Gothic" w:hAnsi="Yu Gothic" w:eastAsia="Yu Gothic"/>
           <w:sz w:val="20"/>
         </w:rPr>
-        <w:t>表 3-2　参考: 2026-07-16 時点の動的実行結果（当時の構成に基づく、現構成には未追随）</w:t>
+        <w:t>表 3-2　L1/L2 の最新実測（2026-08-03）</w:t>
+      </w:r>
+    </w:p>
+    <w:p>
+      <w:pPr>
+        <w:ind w:left="240"/>
+      </w:pPr>
+      <w:r>
+        <w:rPr>
+          <w:rFonts w:ascii="Yu Gothic" w:hAnsi="Yu Gothic" w:eastAsia="Yu Gothic"/>
+          <w:sz w:val="20"/>
+        </w:rPr>
+        <w:t>表 3-3　参考: 2026-07-16 時点の動的実行結果（当時の構成に基づく、現構成には未追随）</w:t>
       </w:r>
     </w:p>
     <w:p>
@@ -2663,7 +2675,15 @@
           <w:rFonts w:ascii="Yu Gothic" w:hAnsi="Yu Gothic" w:eastAsia="Yu Gothic"/>
           <w:color w:val="1F3763"/>
         </w:rPr>
-        <w:t>3.2 参考: 2026-07-16 時点の動的実行結果（当時の構成に基づく、現構成には未追随）</w:t>
+        <w:t>3.2 L1/L2 の最新実測（2026-08-03）</w:t>
+      </w:r>
+    </w:p>
+    <w:p>
+      <w:r>
+        <w:rPr>
+          <w:rFonts w:ascii="Yu Gothic" w:hAnsi="Yu Gothic" w:eastAsia="Yu Gothic"/>
+        </w:rPr>
+        <w:t>本文書のコミット時、pre-commit フックの品質ゲートが L1/L2 を実行した。その結果を 現構成の実測値として記録する。</w:t>
       </w:r>
     </w:p>
     <w:p>
@@ -2677,7 +2697,516 @@
           <w:color w:val="444444"/>
           <w:sz w:val="18"/>
         </w:rPr>
-        <w:t>表 3-2　参考: 2026-07-16 時点の動的実行結果（当時の構成に基づく、現構成には未追随）</w:t>
+        <w:t>表 3-2　L1/L2 の最新実測（2026-08-03）</w:t>
+      </w:r>
+    </w:p>
+    <w:tbl>
+      <w:tblPr>
+        <w:tblStyle w:val="TableGrid"/>
+        <w:tblW w:type="auto" w:w="0"/>
+        <w:tblLayout w:type="autofit"/>
+        <w:tblLook w:firstColumn="1" w:firstRow="1" w:lastColumn="0" w:lastRow="0" w:noHBand="0" w:noVBand="1" w:val="04A0"/>
+      </w:tblPr>
+      <w:tblGrid>
+        <w:gridCol w:w="2160"/>
+        <w:gridCol w:w="2160"/>
+        <w:gridCol w:w="2160"/>
+        <w:gridCol w:w="2160"/>
+      </w:tblGrid>
+      <w:tr>
+        <w:tc>
+          <w:tcPr>
+            <w:tcW w:type="dxa" w:w="2160"/>
+            <w:shd w:fill="D9E2F3"/>
+          </w:tcPr>
+          <w:p>
+            <w:r>
+              <w:rPr>
+                <w:b/>
+                <w:sz w:val="18"/>
+              </w:rPr>
+            </w:r>
+            <w:r>
+              <w:rPr>
+                <w:rFonts w:ascii="Yu Gothic" w:hAnsi="Yu Gothic" w:eastAsia="Yu Gothic"/>
+                <w:b/>
+                <w:sz w:val="18"/>
+              </w:rPr>
+              <w:t>指標</w:t>
+            </w:r>
+          </w:p>
+        </w:tc>
+        <w:tc>
+          <w:tcPr>
+            <w:tcW w:type="dxa" w:w="2160"/>
+            <w:shd w:fill="D9E2F3"/>
+          </w:tcPr>
+          <w:p>
+            <w:r>
+              <w:rPr>
+                <w:b/>
+                <w:sz w:val="18"/>
+              </w:rPr>
+            </w:r>
+            <w:r>
+              <w:rPr>
+                <w:rFonts w:ascii="Yu Gothic" w:hAnsi="Yu Gothic" w:eastAsia="Yu Gothic"/>
+                <w:b/>
+                <w:sz w:val="18"/>
+              </w:rPr>
+              <w:t>値</w:t>
+            </w:r>
+          </w:p>
+        </w:tc>
+        <w:tc>
+          <w:tcPr>
+            <w:tcW w:type="dxa" w:w="2160"/>
+            <w:shd w:fill="D9E2F3"/>
+          </w:tcPr>
+          <w:p>
+            <w:r>
+              <w:rPr>
+                <w:b/>
+                <w:sz w:val="18"/>
+              </w:rPr>
+            </w:r>
+            <w:r>
+              <w:rPr>
+                <w:rFonts w:ascii="Yu Gothic" w:hAnsi="Yu Gothic" w:eastAsia="Yu Gothic"/>
+                <w:b/>
+                <w:sz w:val="18"/>
+              </w:rPr>
+              <w:t>計測日</w:t>
+            </w:r>
+          </w:p>
+        </w:tc>
+        <w:tc>
+          <w:tcPr>
+            <w:tcW w:type="dxa" w:w="2160"/>
+            <w:shd w:fill="D9E2F3"/>
+          </w:tcPr>
+          <w:p>
+            <w:r>
+              <w:rPr>
+                <w:b/>
+                <w:sz w:val="18"/>
+              </w:rPr>
+            </w:r>
+            <w:r>
+              <w:rPr>
+                <w:rFonts w:ascii="Yu Gothic" w:hAnsi="Yu Gothic" w:eastAsia="Yu Gothic"/>
+                <w:b/>
+                <w:sz w:val="18"/>
+              </w:rPr>
+              <w:t>取得方法</w:t>
+            </w:r>
+          </w:p>
+        </w:tc>
+      </w:tr>
+      <w:tr>
+        <w:tc>
+          <w:tcPr>
+            <w:tcW w:type="dxa" w:w="2160"/>
+          </w:tcPr>
+          <w:p>
+            <w:r>
+              <w:rPr>
+                <w:sz w:val="18"/>
+              </w:rPr>
+            </w:r>
+            <w:r>
+              <w:rPr>
+                <w:rFonts w:ascii="Yu Gothic" w:hAnsi="Yu Gothic" w:eastAsia="Yu Gothic"/>
+                <w:sz w:val="18"/>
+              </w:rPr>
+              <w:t>L1/L2 テスト</w:t>
+            </w:r>
+          </w:p>
+        </w:tc>
+        <w:tc>
+          <w:tcPr>
+            <w:tcW w:type="dxa" w:w="2160"/>
+          </w:tcPr>
+          <w:p>
+            <w:r>
+              <w:rPr>
+                <w:sz w:val="18"/>
+              </w:rPr>
+            </w:r>
+            <w:r>
+              <w:rPr>
+                <w:rFonts w:ascii="Yu Gothic" w:hAnsi="Yu Gothic" w:eastAsia="Yu Gothic"/>
+                <w:b/>
+                <w:sz w:val="18"/>
+              </w:rPr>
+              <w:t>3,239 passed / 0 failed</w:t>
+            </w:r>
+          </w:p>
+        </w:tc>
+        <w:tc>
+          <w:tcPr>
+            <w:tcW w:type="dxa" w:w="2160"/>
+          </w:tcPr>
+          <w:p>
+            <w:r>
+              <w:rPr>
+                <w:sz w:val="18"/>
+              </w:rPr>
+            </w:r>
+            <w:r>
+              <w:rPr>
+                <w:rFonts w:ascii="Yu Gothic" w:hAnsi="Yu Gothic" w:eastAsia="Yu Gothic"/>
+                <w:sz w:val="18"/>
+              </w:rPr>
+              <w:t>2026-08-03</w:t>
+            </w:r>
+          </w:p>
+        </w:tc>
+        <w:tc>
+          <w:tcPr>
+            <w:tcW w:type="dxa" w:w="2160"/>
+          </w:tcPr>
+          <w:p>
+            <w:r>
+              <w:rPr>
+                <w:sz w:val="18"/>
+              </w:rPr>
+            </w:r>
+            <w:r>
+              <w:rPr>
+                <w:rFonts w:ascii="Yu Gothic" w:hAnsi="Yu Gothic" w:eastAsia="Yu Gothic"/>
+                <w:sz w:val="18"/>
+              </w:rPr>
+              <w:t>pre-commit の pytest ゲート（所要 32.66 秒）</w:t>
+            </w:r>
+          </w:p>
+        </w:tc>
+      </w:tr>
+      <w:tr>
+        <w:tc>
+          <w:tcPr>
+            <w:tcW w:type="dxa" w:w="2160"/>
+          </w:tcPr>
+          <w:p>
+            <w:r>
+              <w:rPr>
+                <w:sz w:val="18"/>
+              </w:rPr>
+            </w:r>
+            <w:r>
+              <w:rPr>
+                <w:rFonts w:ascii="Yu Gothic" w:hAnsi="Yu Gothic" w:eastAsia="Yu Gothic"/>
+                <w:sz w:val="18"/>
+              </w:rPr>
+              <w:t>Python 構文チェック</w:t>
+            </w:r>
+          </w:p>
+        </w:tc>
+        <w:tc>
+          <w:tcPr>
+            <w:tcW w:type="dxa" w:w="2160"/>
+          </w:tcPr>
+          <w:p>
+            <w:r>
+              <w:rPr>
+                <w:sz w:val="18"/>
+              </w:rPr>
+            </w:r>
+            <w:r>
+              <w:rPr>
+                <w:rFonts w:ascii="Yu Gothic" w:hAnsi="Yu Gothic" w:eastAsia="Yu Gothic"/>
+                <w:sz w:val="18"/>
+              </w:rPr>
+              <w:t>PASS</w:t>
+            </w:r>
+          </w:p>
+        </w:tc>
+        <w:tc>
+          <w:tcPr>
+            <w:tcW w:type="dxa" w:w="2160"/>
+          </w:tcPr>
+          <w:p>
+            <w:r>
+              <w:rPr>
+                <w:sz w:val="18"/>
+              </w:rPr>
+            </w:r>
+            <w:r>
+              <w:rPr>
+                <w:rFonts w:ascii="Yu Gothic" w:hAnsi="Yu Gothic" w:eastAsia="Yu Gothic"/>
+                <w:sz w:val="18"/>
+              </w:rPr>
+              <w:t>2026-08-03</w:t>
+            </w:r>
+          </w:p>
+        </w:tc>
+        <w:tc>
+          <w:tcPr>
+            <w:tcW w:type="dxa" w:w="2160"/>
+          </w:tcPr>
+          <w:p>
+            <w:r>
+              <w:rPr>
+                <w:sz w:val="18"/>
+              </w:rPr>
+            </w:r>
+            <w:r>
+              <w:rPr>
+                <w:rFonts w:ascii="Yu Gothic" w:hAnsi="Yu Gothic" w:eastAsia="Yu Gothic"/>
+                <w:sz w:val="18"/>
+              </w:rPr>
+              <w:t>同上</w:t>
+            </w:r>
+          </w:p>
+        </w:tc>
+      </w:tr>
+      <w:tr>
+        <w:tc>
+          <w:tcPr>
+            <w:tcW w:type="dxa" w:w="2160"/>
+          </w:tcPr>
+          <w:p>
+            <w:r>
+              <w:rPr>
+                <w:sz w:val="18"/>
+              </w:rPr>
+            </w:r>
+            <w:r>
+              <w:rPr>
+                <w:rFonts w:ascii="Yu Gothic" w:hAnsi="Yu Gothic" w:eastAsia="Yu Gothic"/>
+                <w:sz w:val="18"/>
+              </w:rPr>
+              <w:t>L3 E2E</w:t>
+            </w:r>
+          </w:p>
+        </w:tc>
+        <w:tc>
+          <w:tcPr>
+            <w:tcW w:type="dxa" w:w="2160"/>
+          </w:tcPr>
+          <w:p>
+            <w:r>
+              <w:rPr>
+                <w:sz w:val="18"/>
+              </w:rPr>
+            </w:r>
+            <w:r>
+              <w:rPr>
+                <w:rFonts w:ascii="Yu Gothic" w:hAnsi="Yu Gothic" w:eastAsia="Yu Gothic"/>
+                <w:b/>
+                <w:sz w:val="18"/>
+              </w:rPr>
+              <w:t>未実行</w:t>
+            </w:r>
+          </w:p>
+        </w:tc>
+        <w:tc>
+          <w:tcPr>
+            <w:tcW w:type="dxa" w:w="2160"/>
+          </w:tcPr>
+          <w:p>
+            <w:r>
+              <w:rPr>
+                <w:sz w:val="18"/>
+              </w:rPr>
+            </w:r>
+            <w:r>
+              <w:rPr>
+                <w:rFonts w:ascii="Yu Gothic" w:hAnsi="Yu Gothic" w:eastAsia="Yu Gothic"/>
+                <w:sz w:val="18"/>
+              </w:rPr>
+              <w:t>—</w:t>
+            </w:r>
+          </w:p>
+        </w:tc>
+        <w:tc>
+          <w:tcPr>
+            <w:tcW w:type="dxa" w:w="2160"/>
+          </w:tcPr>
+          <w:p>
+            <w:r>
+              <w:rPr>
+                <w:sz w:val="18"/>
+              </w:rPr>
+            </w:r>
+            <w:r>
+              <w:rPr>
+                <w:rFonts w:ascii="Consolas" w:hAnsi="Consolas" w:eastAsia="Consolas"/>
+                <w:sz w:val="18"/>
+              </w:rPr>
+              <w:t>make verify-ui</w:t>
+            </w:r>
+            <w:r>
+              <w:rPr>
+                <w:rFonts w:ascii="Yu Gothic" w:hAnsi="Yu Gothic" w:eastAsia="Yu Gothic"/>
+                <w:sz w:val="18"/>
+              </w:rPr>
+              <w:t xml:space="preserve"> を本改訂では実行していない</w:t>
+            </w:r>
+          </w:p>
+        </w:tc>
+      </w:tr>
+      <w:tr>
+        <w:tc>
+          <w:tcPr>
+            <w:tcW w:type="dxa" w:w="2160"/>
+          </w:tcPr>
+          <w:p>
+            <w:r>
+              <w:rPr>
+                <w:sz w:val="18"/>
+              </w:rPr>
+            </w:r>
+            <w:r>
+              <w:rPr>
+                <w:rFonts w:ascii="Yu Gothic" w:hAnsi="Yu Gothic" w:eastAsia="Yu Gothic"/>
+                <w:sz w:val="18"/>
+              </w:rPr>
+              <w:t>カバレッジ</w:t>
+            </w:r>
+          </w:p>
+        </w:tc>
+        <w:tc>
+          <w:tcPr>
+            <w:tcW w:type="dxa" w:w="2160"/>
+          </w:tcPr>
+          <w:p>
+            <w:r>
+              <w:rPr>
+                <w:sz w:val="18"/>
+              </w:rPr>
+            </w:r>
+            <w:r>
+              <w:rPr>
+                <w:rFonts w:ascii="Yu Gothic" w:hAnsi="Yu Gothic" w:eastAsia="Yu Gothic"/>
+                <w:b/>
+                <w:sz w:val="18"/>
+              </w:rPr>
+              <w:t>未計測</w:t>
+            </w:r>
+          </w:p>
+        </w:tc>
+        <w:tc>
+          <w:tcPr>
+            <w:tcW w:type="dxa" w:w="2160"/>
+          </w:tcPr>
+          <w:p>
+            <w:r>
+              <w:rPr>
+                <w:sz w:val="18"/>
+              </w:rPr>
+            </w:r>
+            <w:r>
+              <w:rPr>
+                <w:rFonts w:ascii="Yu Gothic" w:hAnsi="Yu Gothic" w:eastAsia="Yu Gothic"/>
+                <w:sz w:val="18"/>
+              </w:rPr>
+              <w:t>—</w:t>
+            </w:r>
+          </w:p>
+        </w:tc>
+        <w:tc>
+          <w:tcPr>
+            <w:tcW w:type="dxa" w:w="2160"/>
+          </w:tcPr>
+          <w:p>
+            <w:r>
+              <w:rPr>
+                <w:sz w:val="18"/>
+              </w:rPr>
+            </w:r>
+            <w:r>
+              <w:rPr>
+                <w:rFonts w:ascii="Consolas" w:hAnsi="Consolas" w:eastAsia="Consolas"/>
+                <w:sz w:val="18"/>
+              </w:rPr>
+              <w:t>make coverage</w:t>
+            </w:r>
+            <w:r>
+              <w:rPr>
+                <w:rFonts w:ascii="Yu Gothic" w:hAnsi="Yu Gothic" w:eastAsia="Yu Gothic"/>
+                <w:sz w:val="18"/>
+              </w:rPr>
+              <w:t xml:space="preserve"> を本改訂では実行していない</w:t>
+            </w:r>
+          </w:p>
+        </w:tc>
+      </w:tr>
+    </w:tbl>
+    <w:p/>
+    <w:p>
+      <w:r>
+        <w:rPr>
+          <w:rFonts w:ascii="Yu Gothic" w:hAnsi="Yu Gothic" w:eastAsia="Yu Gothic"/>
+        </w:rPr>
+        <w:t>前回計測（2026-07-16）の 1,831 passed から 1,408 件増えている。テスト関数の実測が 3,026 件であるのに対し passed が 3,239 件なのは、</w:t>
+      </w:r>
+      <w:r>
+        <w:rPr>
+          <w:rFonts w:ascii="Consolas" w:hAnsi="Consolas" w:eastAsia="Consolas"/>
+          <w:sz w:val="18"/>
+        </w:rPr>
+        <w:t>pytest.mark.parametrize</w:t>
+      </w:r>
+      <w:r>
+        <w:rPr>
+          <w:rFonts w:ascii="Yu Gothic" w:hAnsi="Yu Gothic" w:eastAsia="Yu Gothic"/>
+        </w:rPr>
+        <w:t xml:space="preserve"> により 1 関数が複数ケースに展開されるため。関数数と実行ケース数は別の指標として扱うこと。</w:t>
+      </w:r>
+    </w:p>
+    <w:p>
+      <w:r>
+        <w:rPr>
+          <w:rFonts w:ascii="Yu Gothic" w:hAnsi="Yu Gothic" w:eastAsia="Yu Gothic"/>
+        </w:rPr>
+        <w:t>L3 とカバレッジは未取得のままなので、納品前に以下を実行して本表を更新すること。</w:t>
+      </w:r>
+    </w:p>
+    <w:p>
+      <w:pPr>
+        <w:ind w:left="240"/>
+      </w:pPr>
+      <w:r>
+        <w:rPr>
+          <w:rFonts w:ascii="Consolas" w:hAnsi="Consolas" w:eastAsia="Consolas"/>
+          <w:sz w:val="17"/>
+        </w:rPr>
+        <w:t>make verify-ui   # L3 E2E</w:t>
+        <w:br/>
+        <w:t>make coverage    # カバレッジ</w:t>
+      </w:r>
+    </w:p>
+    <w:p>
+      <w:pPr>
+        <w:pStyle w:val="Heading3"/>
+      </w:pPr>
+      <w:r>
+        <w:rPr>
+          <w:rFonts w:ascii="Yu Gothic" w:hAnsi="Yu Gothic" w:eastAsia="Yu Gothic"/>
+          <w:color w:val="1F3763"/>
+        </w:rPr>
+      </w:r>
+      <w:r>
+        <w:rPr>
+          <w:rFonts w:ascii="Yu Gothic" w:hAnsi="Yu Gothic" w:eastAsia="Yu Gothic"/>
+          <w:color w:val="1F3763"/>
+        </w:rPr>
+        <w:t>3.3 参考: 2026-07-16 時点の動的実行結果（当時の構成に基づく、現構成には未追随）</w:t>
+      </w:r>
+    </w:p>
+    <w:p>
+      <w:pPr>
+        <w:jc w:val="center"/>
+      </w:pPr>
+      <w:r>
+        <w:rPr>
+          <w:rFonts w:ascii="Yu Gothic" w:hAnsi="Yu Gothic" w:eastAsia="Yu Gothic"/>
+          <w:b/>
+          <w:color w:val="444444"/>
+          <w:sz w:val="18"/>
+        </w:rPr>
+        <w:t>表 3-3　参考: 2026-07-16 時点の動的実行結果（当時の構成に基づく、現構成には未追随）</w:t>
       </w:r>
     </w:p>
     <w:tbl>

--- a/docs/sdlc/40_test/WS2D-TR-001_テストサマリレポート.docx
+++ b/docs/sdlc/40_test/WS2D-TR-001_テストサマリレポート.docx
@@ -76,13 +76,13 @@
         <w:tblLook w:firstColumn="1" w:firstRow="1" w:lastColumn="0" w:lastRow="0" w:noHBand="0" w:noVBand="1" w:val="04A0"/>
       </w:tblPr>
       <w:tblGrid>
-        <w:gridCol w:w="4320"/>
-        <w:gridCol w:w="4320"/>
+        <w:gridCol w:w="4961"/>
+        <w:gridCol w:w="4961"/>
       </w:tblGrid>
       <w:tr>
         <w:tc>
           <w:tcPr>
-            <w:tcW w:type="dxa" w:w="4320"/>
+            <w:tcW w:type="dxa" w:w="4961"/>
             <w:shd w:fill="D9E2F3"/>
           </w:tcPr>
           <w:p>
@@ -102,7 +102,7 @@
         </w:tc>
         <w:tc>
           <w:tcPr>
-            <w:tcW w:type="dxa" w:w="4320"/>
+            <w:tcW w:type="dxa" w:w="4961"/>
           </w:tcPr>
           <w:p>
             <w:r>
@@ -123,7 +123,7 @@
       <w:tr>
         <w:tc>
           <w:tcPr>
-            <w:tcW w:type="dxa" w:w="4320"/>
+            <w:tcW w:type="dxa" w:w="4961"/>
             <w:shd w:fill="D9E2F3"/>
           </w:tcPr>
           <w:p>
@@ -143,7 +143,7 @@
         </w:tc>
         <w:tc>
           <w:tcPr>
-            <w:tcW w:type="dxa" w:w="4320"/>
+            <w:tcW w:type="dxa" w:w="4961"/>
           </w:tcPr>
           <w:p>
             <w:r>
@@ -164,7 +164,7 @@
       <w:tr>
         <w:tc>
           <w:tcPr>
-            <w:tcW w:type="dxa" w:w="4320"/>
+            <w:tcW w:type="dxa" w:w="4961"/>
             <w:shd w:fill="D9E2F3"/>
           </w:tcPr>
           <w:p>
@@ -184,7 +184,7 @@
         </w:tc>
         <w:tc>
           <w:tcPr>
-            <w:tcW w:type="dxa" w:w="4320"/>
+            <w:tcW w:type="dxa" w:w="4961"/>
           </w:tcPr>
           <w:p>
             <w:r>
@@ -205,7 +205,7 @@
       <w:tr>
         <w:tc>
           <w:tcPr>
-            <w:tcW w:type="dxa" w:w="4320"/>
+            <w:tcW w:type="dxa" w:w="4961"/>
             <w:shd w:fill="D9E2F3"/>
           </w:tcPr>
           <w:p>
@@ -225,7 +225,7 @@
         </w:tc>
         <w:tc>
           <w:tcPr>
-            <w:tcW w:type="dxa" w:w="4320"/>
+            <w:tcW w:type="dxa" w:w="4961"/>
           </w:tcPr>
           <w:p>
             <w:r>
@@ -246,7 +246,7 @@
       <w:tr>
         <w:tc>
           <w:tcPr>
-            <w:tcW w:type="dxa" w:w="4320"/>
+            <w:tcW w:type="dxa" w:w="4961"/>
             <w:shd w:fill="D9E2F3"/>
           </w:tcPr>
           <w:p>
@@ -266,7 +266,7 @@
         </w:tc>
         <w:tc>
           <w:tcPr>
-            <w:tcW w:type="dxa" w:w="4320"/>
+            <w:tcW w:type="dxa" w:w="4961"/>
           </w:tcPr>
           <w:p>
             <w:r>
@@ -287,7 +287,7 @@
       <w:tr>
         <w:tc>
           <w:tcPr>
-            <w:tcW w:type="dxa" w:w="4320"/>
+            <w:tcW w:type="dxa" w:w="4961"/>
             <w:shd w:fill="D9E2F3"/>
           </w:tcPr>
           <w:p>
@@ -307,7 +307,7 @@
         </w:tc>
         <w:tc>
           <w:tcPr>
-            <w:tcW w:type="dxa" w:w="4320"/>
+            <w:tcW w:type="dxa" w:w="4961"/>
           </w:tcPr>
           <w:p>
             <w:r>
@@ -356,13 +356,13 @@
         <w:tblLook w:firstColumn="1" w:firstRow="1" w:lastColumn="0" w:lastRow="0" w:noHBand="0" w:noVBand="1" w:val="04A0"/>
       </w:tblPr>
       <w:tblGrid>
-        <w:gridCol w:w="4320"/>
-        <w:gridCol w:w="4320"/>
+        <w:gridCol w:w="4961"/>
+        <w:gridCol w:w="4961"/>
       </w:tblGrid>
       <w:tr>
         <w:tc>
           <w:tcPr>
-            <w:tcW w:type="dxa" w:w="4320"/>
+            <w:tcW w:type="dxa" w:w="4961"/>
             <w:shd w:fill="D9E2F3"/>
           </w:tcPr>
           <w:p>
@@ -382,7 +382,7 @@
         </w:tc>
         <w:tc>
           <w:tcPr>
-            <w:tcW w:type="dxa" w:w="4320"/>
+            <w:tcW w:type="dxa" w:w="4961"/>
           </w:tcPr>
           <w:p>
             <w:r>
@@ -403,7 +403,7 @@
       <w:tr>
         <w:tc>
           <w:tcPr>
-            <w:tcW w:type="dxa" w:w="4320"/>
+            <w:tcW w:type="dxa" w:w="4961"/>
             <w:shd w:fill="D9E2F3"/>
           </w:tcPr>
           <w:p>
@@ -423,7 +423,7 @@
         </w:tc>
         <w:tc>
           <w:tcPr>
-            <w:tcW w:type="dxa" w:w="4320"/>
+            <w:tcW w:type="dxa" w:w="4961"/>
           </w:tcPr>
           <w:p>
             <w:r>
@@ -444,7 +444,7 @@
       <w:tr>
         <w:tc>
           <w:tcPr>
-            <w:tcW w:type="dxa" w:w="4320"/>
+            <w:tcW w:type="dxa" w:w="4961"/>
             <w:shd w:fill="D9E2F3"/>
           </w:tcPr>
           <w:p>
@@ -464,7 +464,7 @@
         </w:tc>
         <w:tc>
           <w:tcPr>
-            <w:tcW w:type="dxa" w:w="4320"/>
+            <w:tcW w:type="dxa" w:w="4961"/>
           </w:tcPr>
           <w:p>
             <w:r>
@@ -485,7 +485,7 @@
       <w:tr>
         <w:tc>
           <w:tcPr>
-            <w:tcW w:type="dxa" w:w="4320"/>
+            <w:tcW w:type="dxa" w:w="4961"/>
             <w:shd w:fill="D9E2F3"/>
           </w:tcPr>
           <w:p>
@@ -505,7 +505,7 @@
         </w:tc>
         <w:tc>
           <w:tcPr>
-            <w:tcW w:type="dxa" w:w="4320"/>
+            <w:tcW w:type="dxa" w:w="4961"/>
           </w:tcPr>
           <w:p>
             <w:r>
@@ -526,7 +526,7 @@
       <w:tr>
         <w:tc>
           <w:tcPr>
-            <w:tcW w:type="dxa" w:w="4320"/>
+            <w:tcW w:type="dxa" w:w="4961"/>
             <w:shd w:fill="D9E2F3"/>
           </w:tcPr>
           <w:p>
@@ -546,7 +546,7 @@
         </w:tc>
         <w:tc>
           <w:tcPr>
-            <w:tcW w:type="dxa" w:w="4320"/>
+            <w:tcW w:type="dxa" w:w="4961"/>
           </w:tcPr>
           <w:p>
             <w:r>
@@ -567,7 +567,7 @@
       <w:tr>
         <w:tc>
           <w:tcPr>
-            <w:tcW w:type="dxa" w:w="4320"/>
+            <w:tcW w:type="dxa" w:w="4961"/>
             <w:shd w:fill="D9E2F3"/>
           </w:tcPr>
           <w:p>
@@ -587,7 +587,7 @@
         </w:tc>
         <w:tc>
           <w:tcPr>
-            <w:tcW w:type="dxa" w:w="4320"/>
+            <w:tcW w:type="dxa" w:w="4961"/>
           </w:tcPr>
           <w:p>
             <w:r>
@@ -632,15 +632,15 @@
         <w:tblLook w:firstColumn="1" w:firstRow="1" w:lastColumn="0" w:lastRow="0" w:noHBand="0" w:noVBand="1" w:val="04A0"/>
       </w:tblPr>
       <w:tblGrid>
-        <w:gridCol w:w="2160"/>
-        <w:gridCol w:w="2160"/>
-        <w:gridCol w:w="2160"/>
-        <w:gridCol w:w="2160"/>
+        <w:gridCol w:w="2480"/>
+        <w:gridCol w:w="2480"/>
+        <w:gridCol w:w="2480"/>
+        <w:gridCol w:w="2480"/>
       </w:tblGrid>
       <w:tr>
         <w:tc>
           <w:tcPr>
-            <w:tcW w:type="dxa" w:w="2160"/>
+            <w:tcW w:type="dxa" w:w="2480"/>
             <w:shd w:fill="D9E2F3"/>
           </w:tcPr>
           <w:p>
@@ -662,7 +662,7 @@
         </w:tc>
         <w:tc>
           <w:tcPr>
-            <w:tcW w:type="dxa" w:w="2160"/>
+            <w:tcW w:type="dxa" w:w="2480"/>
             <w:shd w:fill="D9E2F3"/>
           </w:tcPr>
           <w:p>
@@ -684,7 +684,7 @@
         </w:tc>
         <w:tc>
           <w:tcPr>
-            <w:tcW w:type="dxa" w:w="2160"/>
+            <w:tcW w:type="dxa" w:w="2480"/>
             <w:shd w:fill="D9E2F3"/>
           </w:tcPr>
           <w:p>
@@ -706,7 +706,7 @@
         </w:tc>
         <w:tc>
           <w:tcPr>
-            <w:tcW w:type="dxa" w:w="2160"/>
+            <w:tcW w:type="dxa" w:w="2480"/>
             <w:shd w:fill="D9E2F3"/>
           </w:tcPr>
           <w:p>
@@ -730,7 +730,7 @@
       <w:tr>
         <w:tc>
           <w:tcPr>
-            <w:tcW w:type="dxa" w:w="2160"/>
+            <w:tcW w:type="dxa" w:w="2480"/>
           </w:tcPr>
           <w:p>
             <w:r>
@@ -749,7 +749,7 @@
         </w:tc>
         <w:tc>
           <w:tcPr>
-            <w:tcW w:type="dxa" w:w="2160"/>
+            <w:tcW w:type="dxa" w:w="2480"/>
           </w:tcPr>
           <w:p>
             <w:r>
@@ -761,7 +761,7 @@
         </w:tc>
         <w:tc>
           <w:tcPr>
-            <w:tcW w:type="dxa" w:w="2160"/>
+            <w:tcW w:type="dxa" w:w="2480"/>
           </w:tcPr>
           <w:p>
             <w:r>
@@ -773,7 +773,7 @@
         </w:tc>
         <w:tc>
           <w:tcPr>
-            <w:tcW w:type="dxa" w:w="2160"/>
+            <w:tcW w:type="dxa" w:w="2480"/>
           </w:tcPr>
           <w:p>
             <w:r>
@@ -787,7 +787,7 @@
       <w:tr>
         <w:tc>
           <w:tcPr>
-            <w:tcW w:type="dxa" w:w="2160"/>
+            <w:tcW w:type="dxa" w:w="2480"/>
           </w:tcPr>
           <w:p>
             <w:r>
@@ -806,7 +806,7 @@
         </w:tc>
         <w:tc>
           <w:tcPr>
-            <w:tcW w:type="dxa" w:w="2160"/>
+            <w:tcW w:type="dxa" w:w="2480"/>
           </w:tcPr>
           <w:p>
             <w:r>
@@ -818,7 +818,7 @@
         </w:tc>
         <w:tc>
           <w:tcPr>
-            <w:tcW w:type="dxa" w:w="2160"/>
+            <w:tcW w:type="dxa" w:w="2480"/>
           </w:tcPr>
           <w:p>
             <w:r>
@@ -830,7 +830,7 @@
         </w:tc>
         <w:tc>
           <w:tcPr>
-            <w:tcW w:type="dxa" w:w="2160"/>
+            <w:tcW w:type="dxa" w:w="2480"/>
           </w:tcPr>
           <w:p>
             <w:r>
@@ -844,7 +844,7 @@
       <w:tr>
         <w:tc>
           <w:tcPr>
-            <w:tcW w:type="dxa" w:w="2160"/>
+            <w:tcW w:type="dxa" w:w="2480"/>
             <w:shd w:fill="D9E2F3"/>
           </w:tcPr>
           <w:p>
@@ -864,7 +864,7 @@
         </w:tc>
         <w:tc>
           <w:tcPr>
-            <w:tcW w:type="dxa" w:w="2160"/>
+            <w:tcW w:type="dxa" w:w="2480"/>
           </w:tcPr>
           <w:p>
             <w:r>
@@ -876,7 +876,7 @@
         </w:tc>
         <w:tc>
           <w:tcPr>
-            <w:tcW w:type="dxa" w:w="2160"/>
+            <w:tcW w:type="dxa" w:w="2480"/>
           </w:tcPr>
           <w:p>
             <w:r>
@@ -888,7 +888,7 @@
         </w:tc>
         <w:tc>
           <w:tcPr>
-            <w:tcW w:type="dxa" w:w="2160"/>
+            <w:tcW w:type="dxa" w:w="2480"/>
           </w:tcPr>
           <w:p>
             <w:r>
@@ -1325,17 +1325,17 @@
       <w:tblPr>
         <w:tblStyle w:val="TableGrid"/>
         <w:tblW w:type="auto" w:w="0"/>
-        <w:tblLayout w:type="autofit"/>
+        <w:tblLayout w:type="fixed"/>
         <w:tblLook w:firstColumn="1" w:firstRow="1" w:lastColumn="0" w:lastRow="0" w:noHBand="0" w:noVBand="1" w:val="04A0"/>
       </w:tblPr>
       <w:tblGrid>
-        <w:gridCol w:w="4320"/>
-        <w:gridCol w:w="4320"/>
+        <w:gridCol w:w="4961"/>
+        <w:gridCol w:w="4961"/>
       </w:tblGrid>
       <w:tr>
         <w:tc>
           <w:tcPr>
-            <w:tcW w:type="dxa" w:w="4320"/>
+            <w:tcW w:type="dxa" w:w="4961"/>
             <w:shd w:fill="D9E2F3"/>
           </w:tcPr>
           <w:p>
@@ -1357,7 +1357,7 @@
         </w:tc>
         <w:tc>
           <w:tcPr>
-            <w:tcW w:type="dxa" w:w="4320"/>
+            <w:tcW w:type="dxa" w:w="4961"/>
             <w:shd w:fill="D9E2F3"/>
           </w:tcPr>
           <w:p>
@@ -1381,7 +1381,7 @@
       <w:tr>
         <w:tc>
           <w:tcPr>
-            <w:tcW w:type="dxa" w:w="4320"/>
+            <w:tcW w:type="dxa" w:w="4961"/>
           </w:tcPr>
           <w:p>
             <w:r>
@@ -1400,7 +1400,7 @@
         </w:tc>
         <w:tc>
           <w:tcPr>
-            <w:tcW w:type="dxa" w:w="4320"/>
+            <w:tcW w:type="dxa" w:w="4961"/>
           </w:tcPr>
           <w:p>
             <w:r>
@@ -1435,7 +1435,7 @@
       <w:tr>
         <w:tc>
           <w:tcPr>
-            <w:tcW w:type="dxa" w:w="4320"/>
+            <w:tcW w:type="dxa" w:w="4961"/>
           </w:tcPr>
           <w:p>
             <w:r>
@@ -1454,7 +1454,7 @@
         </w:tc>
         <w:tc>
           <w:tcPr>
-            <w:tcW w:type="dxa" w:w="4320"/>
+            <w:tcW w:type="dxa" w:w="4961"/>
           </w:tcPr>
           <w:p>
             <w:r>
@@ -1475,7 +1475,7 @@
       <w:tr>
         <w:tc>
           <w:tcPr>
-            <w:tcW w:type="dxa" w:w="4320"/>
+            <w:tcW w:type="dxa" w:w="4961"/>
           </w:tcPr>
           <w:p>
             <w:r>
@@ -1494,7 +1494,7 @@
         </w:tc>
         <w:tc>
           <w:tcPr>
-            <w:tcW w:type="dxa" w:w="4320"/>
+            <w:tcW w:type="dxa" w:w="4961"/>
           </w:tcPr>
           <w:p>
             <w:r>
@@ -1515,7 +1515,7 @@
       <w:tr>
         <w:tc>
           <w:tcPr>
-            <w:tcW w:type="dxa" w:w="4320"/>
+            <w:tcW w:type="dxa" w:w="4961"/>
           </w:tcPr>
           <w:p>
             <w:r>
@@ -1534,7 +1534,7 @@
         </w:tc>
         <w:tc>
           <w:tcPr>
-            <w:tcW w:type="dxa" w:w="4320"/>
+            <w:tcW w:type="dxa" w:w="4961"/>
           </w:tcPr>
           <w:p>
             <w:r>
@@ -1569,7 +1569,7 @@
       <w:tr>
         <w:tc>
           <w:tcPr>
-            <w:tcW w:type="dxa" w:w="4320"/>
+            <w:tcW w:type="dxa" w:w="4961"/>
           </w:tcPr>
           <w:p>
             <w:r>
@@ -1588,7 +1588,7 @@
         </w:tc>
         <w:tc>
           <w:tcPr>
-            <w:tcW w:type="dxa" w:w="4320"/>
+            <w:tcW w:type="dxa" w:w="4961"/>
           </w:tcPr>
           <w:p>
             <w:r>
@@ -1662,35 +1662,35 @@
       <w:tblPr>
         <w:tblStyle w:val="TableGrid"/>
         <w:tblW w:type="auto" w:w="0"/>
-        <w:tblLayout w:type="autofit"/>
+        <w:tblLayout w:type="fixed"/>
         <w:tblLook w:firstColumn="1" w:firstRow="1" w:lastColumn="0" w:lastRow="0" w:noHBand="0" w:noVBand="1" w:val="04A0"/>
       </w:tblPr>
       <w:tblGrid>
-        <w:gridCol w:w="1440"/>
-        <w:gridCol w:w="1440"/>
-        <w:gridCol w:w="1440"/>
-        <w:gridCol w:w="1440"/>
-        <w:gridCol w:w="1440"/>
-        <w:gridCol w:w="1440"/>
+        <w:gridCol w:w="1654"/>
+        <w:gridCol w:w="1654"/>
+        <w:gridCol w:w="1654"/>
+        <w:gridCol w:w="1654"/>
+        <w:gridCol w:w="1654"/>
+        <w:gridCol w:w="1654"/>
       </w:tblGrid>
       <w:tr>
         <w:tc>
           <w:tcPr>
-            <w:tcW w:type="dxa" w:w="1440"/>
+            <w:tcW w:type="dxa" w:w="1654"/>
             <w:shd w:fill="D9E2F3"/>
           </w:tcPr>
           <w:p>
             <w:r>
               <w:rPr>
                 <w:b/>
-                <w:sz w:val="18"/>
+                <w:sz w:val="17"/>
               </w:rPr>
             </w:r>
             <w:r>
               <w:rPr>
                 <w:rFonts w:ascii="Yu Gothic" w:hAnsi="Yu Gothic" w:eastAsia="Yu Gothic"/>
                 <w:b/>
-                <w:sz w:val="18"/>
+                <w:sz w:val="17"/>
               </w:rPr>
               <w:t>レベル</w:t>
             </w:r>
@@ -1698,21 +1698,21 @@
         </w:tc>
         <w:tc>
           <w:tcPr>
-            <w:tcW w:type="dxa" w:w="1440"/>
+            <w:tcW w:type="dxa" w:w="1654"/>
             <w:shd w:fill="D9E2F3"/>
           </w:tcPr>
           <w:p>
             <w:r>
               <w:rPr>
                 <w:b/>
-                <w:sz w:val="18"/>
+                <w:sz w:val="17"/>
               </w:rPr>
             </w:r>
             <w:r>
               <w:rPr>
                 <w:rFonts w:ascii="Yu Gothic" w:hAnsi="Yu Gothic" w:eastAsia="Yu Gothic"/>
                 <w:b/>
-                <w:sz w:val="18"/>
+                <w:sz w:val="17"/>
               </w:rPr>
               <w:t>計画数（定義済み、実測）</w:t>
             </w:r>
@@ -1720,21 +1720,21 @@
         </w:tc>
         <w:tc>
           <w:tcPr>
-            <w:tcW w:type="dxa" w:w="1440"/>
+            <w:tcW w:type="dxa" w:w="1654"/>
             <w:shd w:fill="D9E2F3"/>
           </w:tcPr>
           <w:p>
             <w:r>
               <w:rPr>
                 <w:b/>
-                <w:sz w:val="18"/>
+                <w:sz w:val="17"/>
               </w:rPr>
             </w:r>
             <w:r>
               <w:rPr>
                 <w:rFonts w:ascii="Yu Gothic" w:hAnsi="Yu Gothic" w:eastAsia="Yu Gothic"/>
                 <w:b/>
-                <w:sz w:val="18"/>
+                <w:sz w:val="17"/>
               </w:rPr>
               <w:t>実施数（本改訂）</w:t>
             </w:r>
@@ -1742,21 +1742,21 @@
         </w:tc>
         <w:tc>
           <w:tcPr>
-            <w:tcW w:type="dxa" w:w="1440"/>
+            <w:tcW w:type="dxa" w:w="1654"/>
             <w:shd w:fill="D9E2F3"/>
           </w:tcPr>
           <w:p>
             <w:r>
               <w:rPr>
                 <w:b/>
-                <w:sz w:val="18"/>
+                <w:sz w:val="17"/>
               </w:rPr>
             </w:r>
             <w:r>
               <w:rPr>
                 <w:rFonts w:ascii="Yu Gothic" w:hAnsi="Yu Gothic" w:eastAsia="Yu Gothic"/>
                 <w:b/>
-                <w:sz w:val="18"/>
+                <w:sz w:val="17"/>
               </w:rPr>
               <w:t>合格</w:t>
             </w:r>
@@ -1764,21 +1764,21 @@
         </w:tc>
         <w:tc>
           <w:tcPr>
-            <w:tcW w:type="dxa" w:w="1440"/>
+            <w:tcW w:type="dxa" w:w="1654"/>
             <w:shd w:fill="D9E2F3"/>
           </w:tcPr>
           <w:p>
             <w:r>
               <w:rPr>
                 <w:b/>
-                <w:sz w:val="18"/>
+                <w:sz w:val="17"/>
               </w:rPr>
             </w:r>
             <w:r>
               <w:rPr>
                 <w:rFonts w:ascii="Yu Gothic" w:hAnsi="Yu Gothic" w:eastAsia="Yu Gothic"/>
                 <w:b/>
-                <w:sz w:val="18"/>
+                <w:sz w:val="17"/>
               </w:rPr>
               <w:t>不合格</w:t>
             </w:r>
@@ -1786,21 +1786,21 @@
         </w:tc>
         <w:tc>
           <w:tcPr>
-            <w:tcW w:type="dxa" w:w="1440"/>
+            <w:tcW w:type="dxa" w:w="1654"/>
             <w:shd w:fill="D9E2F3"/>
           </w:tcPr>
           <w:p>
             <w:r>
               <w:rPr>
                 <w:b/>
-                <w:sz w:val="18"/>
+                <w:sz w:val="17"/>
               </w:rPr>
             </w:r>
             <w:r>
               <w:rPr>
                 <w:rFonts w:ascii="Yu Gothic" w:hAnsi="Yu Gothic" w:eastAsia="Yu Gothic"/>
                 <w:b/>
-                <w:sz w:val="18"/>
+                <w:sz w:val="17"/>
               </w:rPr>
               <w:t>未実施</w:t>
             </w:r>
@@ -1810,18 +1810,18 @@
       <w:tr>
         <w:tc>
           <w:tcPr>
-            <w:tcW w:type="dxa" w:w="1440"/>
+            <w:tcW w:type="dxa" w:w="1654"/>
           </w:tcPr>
           <w:p>
             <w:r>
               <w:rPr>
-                <w:sz w:val="18"/>
+                <w:sz w:val="17"/>
               </w:rPr>
             </w:r>
             <w:r>
               <w:rPr>
                 <w:rFonts w:ascii="Yu Gothic" w:hAnsi="Yu Gothic" w:eastAsia="Yu Gothic"/>
-                <w:sz w:val="18"/>
+                <w:sz w:val="17"/>
               </w:rPr>
               <w:t>L0 契約検証</w:t>
             </w:r>
@@ -1829,18 +1829,18 @@
         </w:tc>
         <w:tc>
           <w:tcPr>
-            <w:tcW w:type="dxa" w:w="1440"/>
+            <w:tcW w:type="dxa" w:w="1654"/>
           </w:tcPr>
           <w:p>
             <w:r>
               <w:rPr>
-                <w:sz w:val="18"/>
+                <w:sz w:val="17"/>
               </w:rPr>
             </w:r>
             <w:r>
               <w:rPr>
                 <w:rFonts w:ascii="Yu Gothic" w:hAnsi="Yu Gothic" w:eastAsia="Yu Gothic"/>
-                <w:sz w:val="18"/>
+                <w:sz w:val="17"/>
               </w:rPr>
               <w:t>51機能</w:t>
             </w:r>
@@ -1848,18 +1848,18 @@
         </w:tc>
         <w:tc>
           <w:tcPr>
-            <w:tcW w:type="dxa" w:w="1440"/>
+            <w:tcW w:type="dxa" w:w="1654"/>
           </w:tcPr>
           <w:p>
             <w:r>
               <w:rPr>
-                <w:sz w:val="18"/>
+                <w:sz w:val="17"/>
               </w:rPr>
             </w:r>
             <w:r>
               <w:rPr>
                 <w:rFonts w:ascii="Yu Gothic" w:hAnsi="Yu Gothic" w:eastAsia="Yu Gothic"/>
-                <w:sz w:val="18"/>
+                <w:sz w:val="17"/>
               </w:rPr>
               <w:t>0</w:t>
             </w:r>
@@ -1867,18 +1867,18 @@
         </w:tc>
         <w:tc>
           <w:tcPr>
-            <w:tcW w:type="dxa" w:w="1440"/>
+            <w:tcW w:type="dxa" w:w="1654"/>
           </w:tcPr>
           <w:p>
             <w:r>
               <w:rPr>
-                <w:sz w:val="18"/>
+                <w:sz w:val="17"/>
               </w:rPr>
             </w:r>
             <w:r>
               <w:rPr>
                 <w:rFonts w:ascii="Yu Gothic" w:hAnsi="Yu Gothic" w:eastAsia="Yu Gothic"/>
-                <w:sz w:val="18"/>
+                <w:sz w:val="17"/>
               </w:rPr>
               <w:t>0</w:t>
             </w:r>
@@ -1886,18 +1886,18 @@
         </w:tc>
         <w:tc>
           <w:tcPr>
-            <w:tcW w:type="dxa" w:w="1440"/>
+            <w:tcW w:type="dxa" w:w="1654"/>
           </w:tcPr>
           <w:p>
             <w:r>
               <w:rPr>
-                <w:sz w:val="18"/>
+                <w:sz w:val="17"/>
               </w:rPr>
             </w:r>
             <w:r>
               <w:rPr>
                 <w:rFonts w:ascii="Yu Gothic" w:hAnsi="Yu Gothic" w:eastAsia="Yu Gothic"/>
-                <w:sz w:val="18"/>
+                <w:sz w:val="17"/>
               </w:rPr>
               <w:t>0</w:t>
             </w:r>
@@ -1905,18 +1905,18 @@
         </w:tc>
         <w:tc>
           <w:tcPr>
-            <w:tcW w:type="dxa" w:w="1440"/>
+            <w:tcW w:type="dxa" w:w="1654"/>
           </w:tcPr>
           <w:p>
             <w:r>
               <w:rPr>
-                <w:sz w:val="18"/>
+                <w:sz w:val="17"/>
               </w:rPr>
             </w:r>
             <w:r>
               <w:rPr>
                 <w:rFonts w:ascii="Yu Gothic" w:hAnsi="Yu Gothic" w:eastAsia="Yu Gothic"/>
-                <w:sz w:val="18"/>
+                <w:sz w:val="17"/>
               </w:rPr>
               <w:t>51</w:t>
             </w:r>
@@ -1926,18 +1926,18 @@
       <w:tr>
         <w:tc>
           <w:tcPr>
-            <w:tcW w:type="dxa" w:w="1440"/>
+            <w:tcW w:type="dxa" w:w="1654"/>
           </w:tcPr>
           <w:p>
             <w:r>
               <w:rPr>
-                <w:sz w:val="18"/>
+                <w:sz w:val="17"/>
               </w:rPr>
             </w:r>
             <w:r>
               <w:rPr>
                 <w:rFonts w:ascii="Yu Gothic" w:hAnsi="Yu Gothic" w:eastAsia="Yu Gothic"/>
-                <w:sz w:val="18"/>
+                <w:sz w:val="17"/>
               </w:rPr>
               <w:t>L1 単体</w:t>
             </w:r>
@@ -1945,18 +1945,18 @@
         </w:tc>
         <w:tc>
           <w:tcPr>
-            <w:tcW w:type="dxa" w:w="1440"/>
+            <w:tcW w:type="dxa" w:w="1654"/>
           </w:tcPr>
           <w:p>
             <w:r>
               <w:rPr>
-                <w:sz w:val="18"/>
+                <w:sz w:val="17"/>
               </w:rPr>
             </w:r>
             <w:r>
               <w:rPr>
                 <w:rFonts w:ascii="Yu Gothic" w:hAnsi="Yu Gothic" w:eastAsia="Yu Gothic"/>
-                <w:sz w:val="18"/>
+                <w:sz w:val="17"/>
               </w:rPr>
               <w:t>約151ファイル相当（非E2E193ファイル−L2寄り42ファイルの概算差分）</w:t>
             </w:r>
@@ -1964,18 +1964,18 @@
         </w:tc>
         <w:tc>
           <w:tcPr>
-            <w:tcW w:type="dxa" w:w="1440"/>
+            <w:tcW w:type="dxa" w:w="1654"/>
           </w:tcPr>
           <w:p>
             <w:r>
               <w:rPr>
-                <w:sz w:val="18"/>
+                <w:sz w:val="17"/>
               </w:rPr>
             </w:r>
             <w:r>
               <w:rPr>
                 <w:rFonts w:ascii="Yu Gothic" w:hAnsi="Yu Gothic" w:eastAsia="Yu Gothic"/>
-                <w:sz w:val="18"/>
+                <w:sz w:val="17"/>
               </w:rPr>
               <w:t>0</w:t>
             </w:r>
@@ -1983,18 +1983,18 @@
         </w:tc>
         <w:tc>
           <w:tcPr>
-            <w:tcW w:type="dxa" w:w="1440"/>
+            <w:tcW w:type="dxa" w:w="1654"/>
           </w:tcPr>
           <w:p>
             <w:r>
               <w:rPr>
-                <w:sz w:val="18"/>
+                <w:sz w:val="17"/>
               </w:rPr>
             </w:r>
             <w:r>
               <w:rPr>
                 <w:rFonts w:ascii="Yu Gothic" w:hAnsi="Yu Gothic" w:eastAsia="Yu Gothic"/>
-                <w:sz w:val="18"/>
+                <w:sz w:val="17"/>
               </w:rPr>
               <w:t>0</w:t>
             </w:r>
@@ -2002,18 +2002,18 @@
         </w:tc>
         <w:tc>
           <w:tcPr>
-            <w:tcW w:type="dxa" w:w="1440"/>
+            <w:tcW w:type="dxa" w:w="1654"/>
           </w:tcPr>
           <w:p>
             <w:r>
               <w:rPr>
-                <w:sz w:val="18"/>
+                <w:sz w:val="17"/>
               </w:rPr>
             </w:r>
             <w:r>
               <w:rPr>
                 <w:rFonts w:ascii="Yu Gothic" w:hAnsi="Yu Gothic" w:eastAsia="Yu Gothic"/>
-                <w:sz w:val="18"/>
+                <w:sz w:val="17"/>
               </w:rPr>
               <w:t>0</w:t>
             </w:r>
@@ -2021,18 +2021,18 @@
         </w:tc>
         <w:tc>
           <w:tcPr>
-            <w:tcW w:type="dxa" w:w="1440"/>
+            <w:tcW w:type="dxa" w:w="1654"/>
           </w:tcPr>
           <w:p>
             <w:r>
               <w:rPr>
-                <w:sz w:val="18"/>
+                <w:sz w:val="17"/>
               </w:rPr>
             </w:r>
             <w:r>
               <w:rPr>
                 <w:rFonts w:ascii="Yu Gothic" w:hAnsi="Yu Gothic" w:eastAsia="Yu Gothic"/>
-                <w:sz w:val="18"/>
+                <w:sz w:val="17"/>
               </w:rPr>
               <w:t>全件</w:t>
             </w:r>
@@ -2042,18 +2042,18 @@
       <w:tr>
         <w:tc>
           <w:tcPr>
-            <w:tcW w:type="dxa" w:w="1440"/>
+            <w:tcW w:type="dxa" w:w="1654"/>
           </w:tcPr>
           <w:p>
             <w:r>
               <w:rPr>
-                <w:sz w:val="18"/>
+                <w:sz w:val="17"/>
               </w:rPr>
             </w:r>
             <w:r>
               <w:rPr>
                 <w:rFonts w:ascii="Yu Gothic" w:hAnsi="Yu Gothic" w:eastAsia="Yu Gothic"/>
-                <w:sz w:val="18"/>
+                <w:sz w:val="17"/>
               </w:rPr>
               <w:t>L2 結合</w:t>
             </w:r>
@@ -2061,46 +2061,46 @@
         </w:tc>
         <w:tc>
           <w:tcPr>
-            <w:tcW w:type="dxa" w:w="1440"/>
+            <w:tcW w:type="dxa" w:w="1654"/>
           </w:tcPr>
           <w:p>
             <w:r>
               <w:rPr>
-                <w:sz w:val="18"/>
+                <w:sz w:val="17"/>
               </w:rPr>
             </w:r>
             <w:r>
               <w:rPr>
                 <w:rFonts w:ascii="Yu Gothic" w:hAnsi="Yu Gothic" w:eastAsia="Yu Gothic"/>
-                <w:sz w:val="18"/>
+                <w:sz w:val="17"/>
               </w:rPr>
               <w:t>42ファイル（</w:t>
             </w:r>
             <w:r>
               <w:rPr>
                 <w:rFonts w:ascii="Consolas" w:hAnsi="Consolas" w:eastAsia="Consolas"/>
-                <w:sz w:val="18"/>
+                <w:sz w:val="17"/>
               </w:rPr>
               <w:t>test_client</w:t>
             </w:r>
             <w:r>
               <w:rPr>
                 <w:rFonts w:ascii="Yu Gothic" w:hAnsi="Yu Gothic" w:eastAsia="Yu Gothic"/>
-                <w:sz w:val="18"/>
+                <w:sz w:val="17"/>
               </w:rPr>
               <w:t>/</w:t>
             </w:r>
             <w:r>
               <w:rPr>
                 <w:rFonts w:ascii="Consolas" w:hAnsi="Consolas" w:eastAsia="Consolas"/>
-                <w:sz w:val="18"/>
+                <w:sz w:val="17"/>
               </w:rPr>
               <w:t>create_app</w:t>
             </w:r>
             <w:r>
               <w:rPr>
                 <w:rFonts w:ascii="Yu Gothic" w:hAnsi="Yu Gothic" w:eastAsia="Yu Gothic"/>
-                <w:sz w:val="18"/>
+                <w:sz w:val="17"/>
               </w:rPr>
               <w:t>使用、実測）</w:t>
             </w:r>
@@ -2108,18 +2108,18 @@
         </w:tc>
         <w:tc>
           <w:tcPr>
-            <w:tcW w:type="dxa" w:w="1440"/>
+            <w:tcW w:type="dxa" w:w="1654"/>
           </w:tcPr>
           <w:p>
             <w:r>
               <w:rPr>
-                <w:sz w:val="18"/>
+                <w:sz w:val="17"/>
               </w:rPr>
             </w:r>
             <w:r>
               <w:rPr>
                 <w:rFonts w:ascii="Yu Gothic" w:hAnsi="Yu Gothic" w:eastAsia="Yu Gothic"/>
-                <w:sz w:val="18"/>
+                <w:sz w:val="17"/>
               </w:rPr>
               <w:t>0</w:t>
             </w:r>
@@ -2127,18 +2127,18 @@
         </w:tc>
         <w:tc>
           <w:tcPr>
-            <w:tcW w:type="dxa" w:w="1440"/>
+            <w:tcW w:type="dxa" w:w="1654"/>
           </w:tcPr>
           <w:p>
             <w:r>
               <w:rPr>
-                <w:sz w:val="18"/>
+                <w:sz w:val="17"/>
               </w:rPr>
             </w:r>
             <w:r>
               <w:rPr>
                 <w:rFonts w:ascii="Yu Gothic" w:hAnsi="Yu Gothic" w:eastAsia="Yu Gothic"/>
-                <w:sz w:val="18"/>
+                <w:sz w:val="17"/>
               </w:rPr>
               <w:t>0</w:t>
             </w:r>
@@ -2146,18 +2146,18 @@
         </w:tc>
         <w:tc>
           <w:tcPr>
-            <w:tcW w:type="dxa" w:w="1440"/>
+            <w:tcW w:type="dxa" w:w="1654"/>
           </w:tcPr>
           <w:p>
             <w:r>
               <w:rPr>
-                <w:sz w:val="18"/>
+                <w:sz w:val="17"/>
               </w:rPr>
             </w:r>
             <w:r>
               <w:rPr>
                 <w:rFonts w:ascii="Yu Gothic" w:hAnsi="Yu Gothic" w:eastAsia="Yu Gothic"/>
-                <w:sz w:val="18"/>
+                <w:sz w:val="17"/>
               </w:rPr>
               <w:t>0</w:t>
             </w:r>
@@ -2165,18 +2165,18 @@
         </w:tc>
         <w:tc>
           <w:tcPr>
-            <w:tcW w:type="dxa" w:w="1440"/>
+            <w:tcW w:type="dxa" w:w="1654"/>
           </w:tcPr>
           <w:p>
             <w:r>
               <w:rPr>
-                <w:sz w:val="18"/>
+                <w:sz w:val="17"/>
               </w:rPr>
             </w:r>
             <w:r>
               <w:rPr>
                 <w:rFonts w:ascii="Yu Gothic" w:hAnsi="Yu Gothic" w:eastAsia="Yu Gothic"/>
-                <w:sz w:val="18"/>
+                <w:sz w:val="17"/>
               </w:rPr>
               <w:t>全件</w:t>
             </w:r>
@@ -2186,18 +2186,18 @@
       <w:tr>
         <w:tc>
           <w:tcPr>
-            <w:tcW w:type="dxa" w:w="1440"/>
+            <w:tcW w:type="dxa" w:w="1654"/>
           </w:tcPr>
           <w:p>
             <w:r>
               <w:rPr>
-                <w:sz w:val="18"/>
+                <w:sz w:val="17"/>
               </w:rPr>
             </w:r>
             <w:r>
               <w:rPr>
                 <w:rFonts w:ascii="Yu Gothic" w:hAnsi="Yu Gothic" w:eastAsia="Yu Gothic"/>
-                <w:sz w:val="18"/>
+                <w:sz w:val="17"/>
               </w:rPr>
               <w:t>L3 システム（E2E）</w:t>
             </w:r>
@@ -2205,18 +2205,18 @@
         </w:tc>
         <w:tc>
           <w:tcPr>
-            <w:tcW w:type="dxa" w:w="1440"/>
+            <w:tcW w:type="dxa" w:w="1654"/>
           </w:tcPr>
           <w:p>
             <w:r>
               <w:rPr>
-                <w:sz w:val="18"/>
+                <w:sz w:val="17"/>
               </w:rPr>
             </w:r>
             <w:r>
               <w:rPr>
                 <w:rFonts w:ascii="Yu Gothic" w:hAnsi="Yu Gothic" w:eastAsia="Yu Gothic"/>
-                <w:sz w:val="18"/>
+                <w:sz w:val="17"/>
               </w:rPr>
               <w:t>20ファイル／62関数（実測）</w:t>
             </w:r>
@@ -2224,18 +2224,18 @@
         </w:tc>
         <w:tc>
           <w:tcPr>
-            <w:tcW w:type="dxa" w:w="1440"/>
+            <w:tcW w:type="dxa" w:w="1654"/>
           </w:tcPr>
           <w:p>
             <w:r>
               <w:rPr>
-                <w:sz w:val="18"/>
+                <w:sz w:val="17"/>
               </w:rPr>
             </w:r>
             <w:r>
               <w:rPr>
                 <w:rFonts w:ascii="Yu Gothic" w:hAnsi="Yu Gothic" w:eastAsia="Yu Gothic"/>
-                <w:sz w:val="18"/>
+                <w:sz w:val="17"/>
               </w:rPr>
               <w:t>0</w:t>
             </w:r>
@@ -2243,18 +2243,18 @@
         </w:tc>
         <w:tc>
           <w:tcPr>
-            <w:tcW w:type="dxa" w:w="1440"/>
+            <w:tcW w:type="dxa" w:w="1654"/>
           </w:tcPr>
           <w:p>
             <w:r>
               <w:rPr>
-                <w:sz w:val="18"/>
+                <w:sz w:val="17"/>
               </w:rPr>
             </w:r>
             <w:r>
               <w:rPr>
                 <w:rFonts w:ascii="Yu Gothic" w:hAnsi="Yu Gothic" w:eastAsia="Yu Gothic"/>
-                <w:sz w:val="18"/>
+                <w:sz w:val="17"/>
               </w:rPr>
               <w:t>0</w:t>
             </w:r>
@@ -2262,18 +2262,18 @@
         </w:tc>
         <w:tc>
           <w:tcPr>
-            <w:tcW w:type="dxa" w:w="1440"/>
+            <w:tcW w:type="dxa" w:w="1654"/>
           </w:tcPr>
           <w:p>
             <w:r>
               <w:rPr>
-                <w:sz w:val="18"/>
+                <w:sz w:val="17"/>
               </w:rPr>
             </w:r>
             <w:r>
               <w:rPr>
                 <w:rFonts w:ascii="Yu Gothic" w:hAnsi="Yu Gothic" w:eastAsia="Yu Gothic"/>
-                <w:sz w:val="18"/>
+                <w:sz w:val="17"/>
               </w:rPr>
               <w:t>0</w:t>
             </w:r>
@@ -2281,18 +2281,18 @@
         </w:tc>
         <w:tc>
           <w:tcPr>
-            <w:tcW w:type="dxa" w:w="1440"/>
+            <w:tcW w:type="dxa" w:w="1654"/>
           </w:tcPr>
           <w:p>
             <w:r>
               <w:rPr>
-                <w:sz w:val="18"/>
+                <w:sz w:val="17"/>
               </w:rPr>
             </w:r>
             <w:r>
               <w:rPr>
                 <w:rFonts w:ascii="Yu Gothic" w:hAnsi="Yu Gothic" w:eastAsia="Yu Gothic"/>
-                <w:sz w:val="18"/>
+                <w:sz w:val="17"/>
               </w:rPr>
               <w:t>全件</w:t>
             </w:r>
@@ -2302,18 +2302,18 @@
       <w:tr>
         <w:tc>
           <w:tcPr>
-            <w:tcW w:type="dxa" w:w="1440"/>
+            <w:tcW w:type="dxa" w:w="1654"/>
           </w:tcPr>
           <w:p>
             <w:r>
               <w:rPr>
-                <w:sz w:val="18"/>
+                <w:sz w:val="17"/>
               </w:rPr>
             </w:r>
             <w:r>
               <w:rPr>
                 <w:rFonts w:ascii="Yu Gothic" w:hAnsi="Yu Gothic" w:eastAsia="Yu Gothic"/>
-                <w:sz w:val="18"/>
+                <w:sz w:val="17"/>
               </w:rPr>
               <w:t>L4 受入</w:t>
             </w:r>
@@ -2321,32 +2321,32 @@
         </w:tc>
         <w:tc>
           <w:tcPr>
-            <w:tcW w:type="dxa" w:w="1440"/>
+            <w:tcW w:type="dxa" w:w="1654"/>
           </w:tcPr>
           <w:p>
             <w:r>
               <w:rPr>
-                <w:sz w:val="18"/>
+                <w:sz w:val="17"/>
               </w:rPr>
             </w:r>
             <w:r>
               <w:rPr>
                 <w:rFonts w:ascii="Yu Gothic" w:hAnsi="Yu Gothic" w:eastAsia="Yu Gothic"/>
-                <w:sz w:val="18"/>
+                <w:sz w:val="17"/>
               </w:rPr>
               <w:t>35ケース（</w:t>
             </w:r>
             <w:r>
               <w:rPr>
                 <w:rFonts w:ascii="Consolas" w:hAnsi="Consolas" w:eastAsia="Consolas"/>
-                <w:sz w:val="18"/>
+                <w:sz w:val="17"/>
               </w:rPr>
               <w:t>WS2D-AT-001</w:t>
             </w:r>
             <w:r>
               <w:rPr>
                 <w:rFonts w:ascii="Yu Gothic" w:hAnsi="Yu Gothic" w:eastAsia="Yu Gothic"/>
-                <w:sz w:val="18"/>
+                <w:sz w:val="17"/>
               </w:rPr>
               <w:t xml:space="preserve"> AT-001〜035）</w:t>
             </w:r>
@@ -2354,18 +2354,18 @@
         </w:tc>
         <w:tc>
           <w:tcPr>
-            <w:tcW w:type="dxa" w:w="1440"/>
+            <w:tcW w:type="dxa" w:w="1654"/>
           </w:tcPr>
           <w:p>
             <w:r>
               <w:rPr>
-                <w:sz w:val="18"/>
+                <w:sz w:val="17"/>
               </w:rPr>
             </w:r>
             <w:r>
               <w:rPr>
                 <w:rFonts w:ascii="Yu Gothic" w:hAnsi="Yu Gothic" w:eastAsia="Yu Gothic"/>
-                <w:sz w:val="18"/>
+                <w:sz w:val="17"/>
               </w:rPr>
               <w:t>0</w:t>
             </w:r>
@@ -2373,18 +2373,18 @@
         </w:tc>
         <w:tc>
           <w:tcPr>
-            <w:tcW w:type="dxa" w:w="1440"/>
+            <w:tcW w:type="dxa" w:w="1654"/>
           </w:tcPr>
           <w:p>
             <w:r>
               <w:rPr>
-                <w:sz w:val="18"/>
+                <w:sz w:val="17"/>
               </w:rPr>
             </w:r>
             <w:r>
               <w:rPr>
                 <w:rFonts w:ascii="Yu Gothic" w:hAnsi="Yu Gothic" w:eastAsia="Yu Gothic"/>
-                <w:sz w:val="18"/>
+                <w:sz w:val="17"/>
               </w:rPr>
               <w:t>0</w:t>
             </w:r>
@@ -2392,18 +2392,18 @@
         </w:tc>
         <w:tc>
           <w:tcPr>
-            <w:tcW w:type="dxa" w:w="1440"/>
+            <w:tcW w:type="dxa" w:w="1654"/>
           </w:tcPr>
           <w:p>
             <w:r>
               <w:rPr>
-                <w:sz w:val="18"/>
+                <w:sz w:val="17"/>
               </w:rPr>
             </w:r>
             <w:r>
               <w:rPr>
                 <w:rFonts w:ascii="Yu Gothic" w:hAnsi="Yu Gothic" w:eastAsia="Yu Gothic"/>
-                <w:sz w:val="18"/>
+                <w:sz w:val="17"/>
               </w:rPr>
               <w:t>0</w:t>
             </w:r>
@@ -2411,18 +2411,18 @@
         </w:tc>
         <w:tc>
           <w:tcPr>
-            <w:tcW w:type="dxa" w:w="1440"/>
+            <w:tcW w:type="dxa" w:w="1654"/>
           </w:tcPr>
           <w:p>
             <w:r>
               <w:rPr>
-                <w:sz w:val="18"/>
+                <w:sz w:val="17"/>
               </w:rPr>
             </w:r>
             <w:r>
               <w:rPr>
                 <w:rFonts w:ascii="Yu Gothic" w:hAnsi="Yu Gothic" w:eastAsia="Yu Gothic"/>
-                <w:sz w:val="18"/>
+                <w:sz w:val="17"/>
               </w:rPr>
               <w:t>35</w:t>
             </w:r>
@@ -2432,18 +2432,18 @@
       <w:tr>
         <w:tc>
           <w:tcPr>
-            <w:tcW w:type="dxa" w:w="1440"/>
+            <w:tcW w:type="dxa" w:w="1654"/>
           </w:tcPr>
           <w:p>
             <w:r>
               <w:rPr>
-                <w:sz w:val="18"/>
+                <w:sz w:val="17"/>
               </w:rPr>
             </w:r>
             <w:r>
               <w:rPr>
                 <w:rFonts w:ascii="Yu Gothic" w:hAnsi="Yu Gothic" w:eastAsia="Yu Gothic"/>
-                <w:sz w:val="18"/>
+                <w:sz w:val="17"/>
               </w:rPr>
               <w:t>（参考）テスト関数総数</w:t>
             </w:r>
@@ -2451,32 +2451,32 @@
         </w:tc>
         <w:tc>
           <w:tcPr>
-            <w:tcW w:type="dxa" w:w="1440"/>
+            <w:tcW w:type="dxa" w:w="1654"/>
           </w:tcPr>
           <w:p>
             <w:r>
               <w:rPr>
-                <w:sz w:val="18"/>
+                <w:sz w:val="17"/>
               </w:rPr>
             </w:r>
             <w:r>
               <w:rPr>
                 <w:rFonts w:ascii="Yu Gothic" w:hAnsi="Yu Gothic" w:eastAsia="Yu Gothic"/>
-                <w:sz w:val="18"/>
+                <w:sz w:val="17"/>
               </w:rPr>
               <w:t>3,026（</w:t>
             </w:r>
             <w:r>
               <w:rPr>
                 <w:rFonts w:ascii="Consolas" w:hAnsi="Consolas" w:eastAsia="Consolas"/>
-                <w:sz w:val="18"/>
+                <w:sz w:val="17"/>
               </w:rPr>
               <w:t>def test_</w:t>
             </w:r>
             <w:r>
               <w:rPr>
                 <w:rFonts w:ascii="Yu Gothic" w:hAnsi="Yu Gothic" w:eastAsia="Yu Gothic"/>
-                <w:sz w:val="18"/>
+                <w:sz w:val="17"/>
               </w:rPr>
               <w:t xml:space="preserve"> 静的カウント、L1〜L3合算）</w:t>
             </w:r>
@@ -2484,18 +2484,18 @@
         </w:tc>
         <w:tc>
           <w:tcPr>
-            <w:tcW w:type="dxa" w:w="1440"/>
+            <w:tcW w:type="dxa" w:w="1654"/>
           </w:tcPr>
           <w:p>
             <w:r>
               <w:rPr>
-                <w:sz w:val="18"/>
+                <w:sz w:val="17"/>
               </w:rPr>
             </w:r>
             <w:r>
               <w:rPr>
                 <w:rFonts w:ascii="Yu Gothic" w:hAnsi="Yu Gothic" w:eastAsia="Yu Gothic"/>
-                <w:sz w:val="18"/>
+                <w:sz w:val="17"/>
               </w:rPr>
               <w:t>—</w:t>
             </w:r>
@@ -2503,18 +2503,18 @@
         </w:tc>
         <w:tc>
           <w:tcPr>
-            <w:tcW w:type="dxa" w:w="1440"/>
+            <w:tcW w:type="dxa" w:w="1654"/>
           </w:tcPr>
           <w:p>
             <w:r>
               <w:rPr>
-                <w:sz w:val="18"/>
+                <w:sz w:val="17"/>
               </w:rPr>
             </w:r>
             <w:r>
               <w:rPr>
                 <w:rFonts w:ascii="Yu Gothic" w:hAnsi="Yu Gothic" w:eastAsia="Yu Gothic"/>
-                <w:sz w:val="18"/>
+                <w:sz w:val="17"/>
               </w:rPr>
               <w:t>—</w:t>
             </w:r>
@@ -2522,18 +2522,18 @@
         </w:tc>
         <w:tc>
           <w:tcPr>
-            <w:tcW w:type="dxa" w:w="1440"/>
+            <w:tcW w:type="dxa" w:w="1654"/>
           </w:tcPr>
           <w:p>
             <w:r>
               <w:rPr>
-                <w:sz w:val="18"/>
+                <w:sz w:val="17"/>
               </w:rPr>
             </w:r>
             <w:r>
               <w:rPr>
                 <w:rFonts w:ascii="Yu Gothic" w:hAnsi="Yu Gothic" w:eastAsia="Yu Gothic"/>
-                <w:sz w:val="18"/>
+                <w:sz w:val="17"/>
               </w:rPr>
               <w:t>—</w:t>
             </w:r>
@@ -2541,18 +2541,18 @@
         </w:tc>
         <w:tc>
           <w:tcPr>
-            <w:tcW w:type="dxa" w:w="1440"/>
+            <w:tcW w:type="dxa" w:w="1654"/>
           </w:tcPr>
           <w:p>
             <w:r>
               <w:rPr>
-                <w:sz w:val="18"/>
+                <w:sz w:val="17"/>
               </w:rPr>
             </w:r>
             <w:r>
               <w:rPr>
                 <w:rFonts w:ascii="Yu Gothic" w:hAnsi="Yu Gothic" w:eastAsia="Yu Gothic"/>
-                <w:sz w:val="18"/>
+                <w:sz w:val="17"/>
               </w:rPr>
               <w:t>—</w:t>
             </w:r>
@@ -2704,19 +2704,19 @@
       <w:tblPr>
         <w:tblStyle w:val="TableGrid"/>
         <w:tblW w:type="auto" w:w="0"/>
-        <w:tblLayout w:type="autofit"/>
+        <w:tblLayout w:type="fixed"/>
         <w:tblLook w:firstColumn="1" w:firstRow="1" w:lastColumn="0" w:lastRow="0" w:noHBand="0" w:noVBand="1" w:val="04A0"/>
       </w:tblPr>
       <w:tblGrid>
-        <w:gridCol w:w="2160"/>
-        <w:gridCol w:w="2160"/>
-        <w:gridCol w:w="2160"/>
-        <w:gridCol w:w="2160"/>
+        <w:gridCol w:w="2480"/>
+        <w:gridCol w:w="2480"/>
+        <w:gridCol w:w="2480"/>
+        <w:gridCol w:w="2480"/>
       </w:tblGrid>
       <w:tr>
         <w:tc>
           <w:tcPr>
-            <w:tcW w:type="dxa" w:w="2160"/>
+            <w:tcW w:type="dxa" w:w="2480"/>
             <w:shd w:fill="D9E2F3"/>
           </w:tcPr>
           <w:p>
@@ -2738,7 +2738,7 @@
         </w:tc>
         <w:tc>
           <w:tcPr>
-            <w:tcW w:type="dxa" w:w="2160"/>
+            <w:tcW w:type="dxa" w:w="2480"/>
             <w:shd w:fill="D9E2F3"/>
           </w:tcPr>
           <w:p>
@@ -2760,7 +2760,7 @@
         </w:tc>
         <w:tc>
           <w:tcPr>
-            <w:tcW w:type="dxa" w:w="2160"/>
+            <w:tcW w:type="dxa" w:w="2480"/>
             <w:shd w:fill="D9E2F3"/>
           </w:tcPr>
           <w:p>
@@ -2782,7 +2782,7 @@
         </w:tc>
         <w:tc>
           <w:tcPr>
-            <w:tcW w:type="dxa" w:w="2160"/>
+            <w:tcW w:type="dxa" w:w="2480"/>
             <w:shd w:fill="D9E2F3"/>
           </w:tcPr>
           <w:p>
@@ -2806,7 +2806,7 @@
       <w:tr>
         <w:tc>
           <w:tcPr>
-            <w:tcW w:type="dxa" w:w="2160"/>
+            <w:tcW w:type="dxa" w:w="2480"/>
           </w:tcPr>
           <w:p>
             <w:r>
@@ -2825,7 +2825,7 @@
         </w:tc>
         <w:tc>
           <w:tcPr>
-            <w:tcW w:type="dxa" w:w="2160"/>
+            <w:tcW w:type="dxa" w:w="2480"/>
           </w:tcPr>
           <w:p>
             <w:r>
@@ -2845,7 +2845,7 @@
         </w:tc>
         <w:tc>
           <w:tcPr>
-            <w:tcW w:type="dxa" w:w="2160"/>
+            <w:tcW w:type="dxa" w:w="2480"/>
           </w:tcPr>
           <w:p>
             <w:r>
@@ -2864,7 +2864,7 @@
         </w:tc>
         <w:tc>
           <w:tcPr>
-            <w:tcW w:type="dxa" w:w="2160"/>
+            <w:tcW w:type="dxa" w:w="2480"/>
           </w:tcPr>
           <w:p>
             <w:r>
@@ -2885,7 +2885,7 @@
       <w:tr>
         <w:tc>
           <w:tcPr>
-            <w:tcW w:type="dxa" w:w="2160"/>
+            <w:tcW w:type="dxa" w:w="2480"/>
           </w:tcPr>
           <w:p>
             <w:r>
@@ -2904,7 +2904,7 @@
         </w:tc>
         <w:tc>
           <w:tcPr>
-            <w:tcW w:type="dxa" w:w="2160"/>
+            <w:tcW w:type="dxa" w:w="2480"/>
           </w:tcPr>
           <w:p>
             <w:r>
@@ -2923,7 +2923,7 @@
         </w:tc>
         <w:tc>
           <w:tcPr>
-            <w:tcW w:type="dxa" w:w="2160"/>
+            <w:tcW w:type="dxa" w:w="2480"/>
           </w:tcPr>
           <w:p>
             <w:r>
@@ -2942,7 +2942,7 @@
         </w:tc>
         <w:tc>
           <w:tcPr>
-            <w:tcW w:type="dxa" w:w="2160"/>
+            <w:tcW w:type="dxa" w:w="2480"/>
           </w:tcPr>
           <w:p>
             <w:r>
@@ -2963,7 +2963,7 @@
       <w:tr>
         <w:tc>
           <w:tcPr>
-            <w:tcW w:type="dxa" w:w="2160"/>
+            <w:tcW w:type="dxa" w:w="2480"/>
           </w:tcPr>
           <w:p>
             <w:r>
@@ -2982,7 +2982,7 @@
         </w:tc>
         <w:tc>
           <w:tcPr>
-            <w:tcW w:type="dxa" w:w="2160"/>
+            <w:tcW w:type="dxa" w:w="2480"/>
           </w:tcPr>
           <w:p>
             <w:r>
@@ -3002,7 +3002,7 @@
         </w:tc>
         <w:tc>
           <w:tcPr>
-            <w:tcW w:type="dxa" w:w="2160"/>
+            <w:tcW w:type="dxa" w:w="2480"/>
           </w:tcPr>
           <w:p>
             <w:r>
@@ -3021,7 +3021,7 @@
         </w:tc>
         <w:tc>
           <w:tcPr>
-            <w:tcW w:type="dxa" w:w="2160"/>
+            <w:tcW w:type="dxa" w:w="2480"/>
           </w:tcPr>
           <w:p>
             <w:r>
@@ -3049,7 +3049,7 @@
       <w:tr>
         <w:tc>
           <w:tcPr>
-            <w:tcW w:type="dxa" w:w="2160"/>
+            <w:tcW w:type="dxa" w:w="2480"/>
           </w:tcPr>
           <w:p>
             <w:r>
@@ -3068,7 +3068,7 @@
         </w:tc>
         <w:tc>
           <w:tcPr>
-            <w:tcW w:type="dxa" w:w="2160"/>
+            <w:tcW w:type="dxa" w:w="2480"/>
           </w:tcPr>
           <w:p>
             <w:r>
@@ -3088,7 +3088,7 @@
         </w:tc>
         <w:tc>
           <w:tcPr>
-            <w:tcW w:type="dxa" w:w="2160"/>
+            <w:tcW w:type="dxa" w:w="2480"/>
           </w:tcPr>
           <w:p>
             <w:r>
@@ -3107,7 +3107,7 @@
         </w:tc>
         <w:tc>
           <w:tcPr>
-            <w:tcW w:type="dxa" w:w="2160"/>
+            <w:tcW w:type="dxa" w:w="2480"/>
           </w:tcPr>
           <w:p>
             <w:r>
@@ -3213,19 +3213,19 @@
       <w:tblPr>
         <w:tblStyle w:val="TableGrid"/>
         <w:tblW w:type="auto" w:w="0"/>
-        <w:tblLayout w:type="autofit"/>
+        <w:tblLayout w:type="fixed"/>
         <w:tblLook w:firstColumn="1" w:firstRow="1" w:lastColumn="0" w:lastRow="0" w:noHBand="0" w:noVBand="1" w:val="04A0"/>
       </w:tblPr>
       <w:tblGrid>
-        <w:gridCol w:w="2160"/>
-        <w:gridCol w:w="2160"/>
-        <w:gridCol w:w="2160"/>
-        <w:gridCol w:w="2160"/>
+        <w:gridCol w:w="2480"/>
+        <w:gridCol w:w="2480"/>
+        <w:gridCol w:w="2480"/>
+        <w:gridCol w:w="2480"/>
       </w:tblGrid>
       <w:tr>
         <w:tc>
           <w:tcPr>
-            <w:tcW w:type="dxa" w:w="2160"/>
+            <w:tcW w:type="dxa" w:w="2480"/>
             <w:shd w:fill="D9E2F3"/>
           </w:tcPr>
           <w:p>
@@ -3247,7 +3247,7 @@
         </w:tc>
         <w:tc>
           <w:tcPr>
-            <w:tcW w:type="dxa" w:w="2160"/>
+            <w:tcW w:type="dxa" w:w="2480"/>
             <w:shd w:fill="D9E2F3"/>
           </w:tcPr>
           <w:p>
@@ -3269,7 +3269,7 @@
         </w:tc>
         <w:tc>
           <w:tcPr>
-            <w:tcW w:type="dxa" w:w="2160"/>
+            <w:tcW w:type="dxa" w:w="2480"/>
             <w:shd w:fill="D9E2F3"/>
           </w:tcPr>
           <w:p>
@@ -3291,7 +3291,7 @@
         </w:tc>
         <w:tc>
           <w:tcPr>
-            <w:tcW w:type="dxa" w:w="2160"/>
+            <w:tcW w:type="dxa" w:w="2480"/>
             <w:shd w:fill="D9E2F3"/>
           </w:tcPr>
           <w:p>
@@ -3315,7 +3315,7 @@
       <w:tr>
         <w:tc>
           <w:tcPr>
-            <w:tcW w:type="dxa" w:w="2160"/>
+            <w:tcW w:type="dxa" w:w="2480"/>
           </w:tcPr>
           <w:p>
             <w:r>
@@ -3334,7 +3334,7 @@
         </w:tc>
         <w:tc>
           <w:tcPr>
-            <w:tcW w:type="dxa" w:w="2160"/>
+            <w:tcW w:type="dxa" w:w="2480"/>
           </w:tcPr>
           <w:p>
             <w:r>
@@ -3353,7 +3353,7 @@
         </w:tc>
         <w:tc>
           <w:tcPr>
-            <w:tcW w:type="dxa" w:w="2160"/>
+            <w:tcW w:type="dxa" w:w="2480"/>
           </w:tcPr>
           <w:p>
             <w:r>
@@ -3372,7 +3372,7 @@
         </w:tc>
         <w:tc>
           <w:tcPr>
-            <w:tcW w:type="dxa" w:w="2160"/>
+            <w:tcW w:type="dxa" w:w="2480"/>
           </w:tcPr>
           <w:p>
             <w:r>
@@ -3414,7 +3414,7 @@
       <w:tr>
         <w:tc>
           <w:tcPr>
-            <w:tcW w:type="dxa" w:w="2160"/>
+            <w:tcW w:type="dxa" w:w="2480"/>
           </w:tcPr>
           <w:p>
             <w:r>
@@ -3447,7 +3447,7 @@
         </w:tc>
         <w:tc>
           <w:tcPr>
-            <w:tcW w:type="dxa" w:w="2160"/>
+            <w:tcW w:type="dxa" w:w="2480"/>
           </w:tcPr>
           <w:p>
             <w:r>
@@ -3466,7 +3466,7 @@
         </w:tc>
         <w:tc>
           <w:tcPr>
-            <w:tcW w:type="dxa" w:w="2160"/>
+            <w:tcW w:type="dxa" w:w="2480"/>
           </w:tcPr>
           <w:p>
             <w:r>
@@ -3485,7 +3485,7 @@
         </w:tc>
         <w:tc>
           <w:tcPr>
-            <w:tcW w:type="dxa" w:w="2160"/>
+            <w:tcW w:type="dxa" w:w="2480"/>
           </w:tcPr>
           <w:p>
             <w:r>
@@ -3506,7 +3506,7 @@
       <w:tr>
         <w:tc>
           <w:tcPr>
-            <w:tcW w:type="dxa" w:w="2160"/>
+            <w:tcW w:type="dxa" w:w="2480"/>
           </w:tcPr>
           <w:p>
             <w:r>
@@ -3539,7 +3539,7 @@
         </w:tc>
         <w:tc>
           <w:tcPr>
-            <w:tcW w:type="dxa" w:w="2160"/>
+            <w:tcW w:type="dxa" w:w="2480"/>
           </w:tcPr>
           <w:p>
             <w:r>
@@ -3558,7 +3558,7 @@
         </w:tc>
         <w:tc>
           <w:tcPr>
-            <w:tcW w:type="dxa" w:w="2160"/>
+            <w:tcW w:type="dxa" w:w="2480"/>
           </w:tcPr>
           <w:p>
             <w:r>
@@ -3577,7 +3577,7 @@
         </w:tc>
         <w:tc>
           <w:tcPr>
-            <w:tcW w:type="dxa" w:w="2160"/>
+            <w:tcW w:type="dxa" w:w="2480"/>
           </w:tcPr>
           <w:p>
             <w:r>
@@ -3598,7 +3598,7 @@
       <w:tr>
         <w:tc>
           <w:tcPr>
-            <w:tcW w:type="dxa" w:w="2160"/>
+            <w:tcW w:type="dxa" w:w="2480"/>
           </w:tcPr>
           <w:p>
             <w:r>
@@ -3631,7 +3631,7 @@
         </w:tc>
         <w:tc>
           <w:tcPr>
-            <w:tcW w:type="dxa" w:w="2160"/>
+            <w:tcW w:type="dxa" w:w="2480"/>
           </w:tcPr>
           <w:p>
             <w:r>
@@ -3650,7 +3650,7 @@
         </w:tc>
         <w:tc>
           <w:tcPr>
-            <w:tcW w:type="dxa" w:w="2160"/>
+            <w:tcW w:type="dxa" w:w="2480"/>
           </w:tcPr>
           <w:p>
             <w:r>
@@ -3669,7 +3669,7 @@
         </w:tc>
         <w:tc>
           <w:tcPr>
-            <w:tcW w:type="dxa" w:w="2160"/>
+            <w:tcW w:type="dxa" w:w="2480"/>
           </w:tcPr>
           <w:p>
             <w:r>
@@ -3690,7 +3690,7 @@
       <w:tr>
         <w:tc>
           <w:tcPr>
-            <w:tcW w:type="dxa" w:w="2160"/>
+            <w:tcW w:type="dxa" w:w="2480"/>
           </w:tcPr>
           <w:p>
             <w:r>
@@ -3709,7 +3709,7 @@
         </w:tc>
         <w:tc>
           <w:tcPr>
-            <w:tcW w:type="dxa" w:w="2160"/>
+            <w:tcW w:type="dxa" w:w="2480"/>
           </w:tcPr>
           <w:p>
             <w:r>
@@ -3728,7 +3728,7 @@
         </w:tc>
         <w:tc>
           <w:tcPr>
-            <w:tcW w:type="dxa" w:w="2160"/>
+            <w:tcW w:type="dxa" w:w="2480"/>
           </w:tcPr>
           <w:p>
             <w:r>
@@ -3747,7 +3747,7 @@
         </w:tc>
         <w:tc>
           <w:tcPr>
-            <w:tcW w:type="dxa" w:w="2160"/>
+            <w:tcW w:type="dxa" w:w="2480"/>
           </w:tcPr>
           <w:p>
             <w:r>
@@ -3863,19 +3863,19 @@
       <w:tblPr>
         <w:tblStyle w:val="TableGrid"/>
         <w:tblW w:type="auto" w:w="0"/>
-        <w:tblLayout w:type="autofit"/>
+        <w:tblLayout w:type="fixed"/>
         <w:tblLook w:firstColumn="1" w:firstRow="1" w:lastColumn="0" w:lastRow="0" w:noHBand="0" w:noVBand="1" w:val="04A0"/>
       </w:tblPr>
       <w:tblGrid>
-        <w:gridCol w:w="2160"/>
-        <w:gridCol w:w="2160"/>
-        <w:gridCol w:w="2160"/>
-        <w:gridCol w:w="2160"/>
+        <w:gridCol w:w="2480"/>
+        <w:gridCol w:w="2480"/>
+        <w:gridCol w:w="2480"/>
+        <w:gridCol w:w="2480"/>
       </w:tblGrid>
       <w:tr>
         <w:tc>
           <w:tcPr>
-            <w:tcW w:type="dxa" w:w="2160"/>
+            <w:tcW w:type="dxa" w:w="2480"/>
             <w:shd w:fill="D9E2F3"/>
           </w:tcPr>
           <w:p>
@@ -3897,7 +3897,7 @@
         </w:tc>
         <w:tc>
           <w:tcPr>
-            <w:tcW w:type="dxa" w:w="2160"/>
+            <w:tcW w:type="dxa" w:w="2480"/>
             <w:shd w:fill="D9E2F3"/>
           </w:tcPr>
           <w:p>
@@ -3919,7 +3919,7 @@
         </w:tc>
         <w:tc>
           <w:tcPr>
-            <w:tcW w:type="dxa" w:w="2160"/>
+            <w:tcW w:type="dxa" w:w="2480"/>
             <w:shd w:fill="D9E2F3"/>
           </w:tcPr>
           <w:p>
@@ -3941,7 +3941,7 @@
         </w:tc>
         <w:tc>
           <w:tcPr>
-            <w:tcW w:type="dxa" w:w="2160"/>
+            <w:tcW w:type="dxa" w:w="2480"/>
             <w:shd w:fill="D9E2F3"/>
           </w:tcPr>
           <w:p>
@@ -3965,7 +3965,7 @@
       <w:tr>
         <w:tc>
           <w:tcPr>
-            <w:tcW w:type="dxa" w:w="2160"/>
+            <w:tcW w:type="dxa" w:w="2480"/>
           </w:tcPr>
           <w:p>
             <w:r>
@@ -4012,7 +4012,7 @@
         </w:tc>
         <w:tc>
           <w:tcPr>
-            <w:tcW w:type="dxa" w:w="2160"/>
+            <w:tcW w:type="dxa" w:w="2480"/>
           </w:tcPr>
           <w:p>
             <w:r>
@@ -4031,7 +4031,7 @@
         </w:tc>
         <w:tc>
           <w:tcPr>
-            <w:tcW w:type="dxa" w:w="2160"/>
+            <w:tcW w:type="dxa" w:w="2480"/>
           </w:tcPr>
           <w:p>
             <w:r>
@@ -4050,7 +4050,7 @@
         </w:tc>
         <w:tc>
           <w:tcPr>
-            <w:tcW w:type="dxa" w:w="2160"/>
+            <w:tcW w:type="dxa" w:w="2480"/>
           </w:tcPr>
           <w:p>
             <w:r>
@@ -4275,17 +4275,17 @@
       <w:tblPr>
         <w:tblStyle w:val="TableGrid"/>
         <w:tblW w:type="auto" w:w="0"/>
-        <w:tblLayout w:type="autofit"/>
+        <w:tblLayout w:type="fixed"/>
         <w:tblLook w:firstColumn="1" w:firstRow="1" w:lastColumn="0" w:lastRow="0" w:noHBand="0" w:noVBand="1" w:val="04A0"/>
       </w:tblPr>
       <w:tblGrid>
-        <w:gridCol w:w="4320"/>
-        <w:gridCol w:w="4320"/>
+        <w:gridCol w:w="4961"/>
+        <w:gridCol w:w="4961"/>
       </w:tblGrid>
       <w:tr>
         <w:tc>
           <w:tcPr>
-            <w:tcW w:type="dxa" w:w="4320"/>
+            <w:tcW w:type="dxa" w:w="4961"/>
             <w:shd w:fill="D9E2F3"/>
           </w:tcPr>
           <w:p>
@@ -4307,7 +4307,7 @@
         </w:tc>
         <w:tc>
           <w:tcPr>
-            <w:tcW w:type="dxa" w:w="4320"/>
+            <w:tcW w:type="dxa" w:w="4961"/>
             <w:shd w:fill="D9E2F3"/>
           </w:tcPr>
           <w:p>
@@ -4331,7 +4331,7 @@
       <w:tr>
         <w:tc>
           <w:tcPr>
-            <w:tcW w:type="dxa" w:w="4320"/>
+            <w:tcW w:type="dxa" w:w="4961"/>
           </w:tcPr>
           <w:p>
             <w:r>
@@ -4350,7 +4350,7 @@
         </w:tc>
         <w:tc>
           <w:tcPr>
-            <w:tcW w:type="dxa" w:w="4320"/>
+            <w:tcW w:type="dxa" w:w="4961"/>
           </w:tcPr>
           <w:p>
             <w:r>
@@ -4371,7 +4371,7 @@
       <w:tr>
         <w:tc>
           <w:tcPr>
-            <w:tcW w:type="dxa" w:w="4320"/>
+            <w:tcW w:type="dxa" w:w="4961"/>
           </w:tcPr>
           <w:p>
             <w:r>
@@ -4390,7 +4390,7 @@
         </w:tc>
         <w:tc>
           <w:tcPr>
-            <w:tcW w:type="dxa" w:w="4320"/>
+            <w:tcW w:type="dxa" w:w="4961"/>
           </w:tcPr>
           <w:p>
             <w:r>
@@ -4411,7 +4411,7 @@
       <w:tr>
         <w:tc>
           <w:tcPr>
-            <w:tcW w:type="dxa" w:w="4320"/>
+            <w:tcW w:type="dxa" w:w="4961"/>
           </w:tcPr>
           <w:p>
             <w:r>
@@ -4430,7 +4430,7 @@
         </w:tc>
         <w:tc>
           <w:tcPr>
-            <w:tcW w:type="dxa" w:w="4320"/>
+            <w:tcW w:type="dxa" w:w="4961"/>
           </w:tcPr>
           <w:p>
             <w:r>
@@ -4451,7 +4451,7 @@
       <w:tr>
         <w:tc>
           <w:tcPr>
-            <w:tcW w:type="dxa" w:w="4320"/>
+            <w:tcW w:type="dxa" w:w="4961"/>
           </w:tcPr>
           <w:p>
             <w:r>
@@ -4470,7 +4470,7 @@
         </w:tc>
         <w:tc>
           <w:tcPr>
-            <w:tcW w:type="dxa" w:w="4320"/>
+            <w:tcW w:type="dxa" w:w="4961"/>
           </w:tcPr>
           <w:p>
             <w:r>
@@ -4491,7 +4491,7 @@
       <w:tr>
         <w:tc>
           <w:tcPr>
-            <w:tcW w:type="dxa" w:w="4320"/>
+            <w:tcW w:type="dxa" w:w="4961"/>
           </w:tcPr>
           <w:p>
             <w:r>
@@ -4510,7 +4510,7 @@
         </w:tc>
         <w:tc>
           <w:tcPr>
-            <w:tcW w:type="dxa" w:w="4320"/>
+            <w:tcW w:type="dxa" w:w="4961"/>
           </w:tcPr>
           <w:p>
             <w:r>
@@ -4566,18 +4566,18 @@
       <w:tblPr>
         <w:tblStyle w:val="TableGrid"/>
         <w:tblW w:type="auto" w:w="0"/>
-        <w:tblLayout w:type="autofit"/>
+        <w:tblLayout w:type="fixed"/>
         <w:tblLook w:firstColumn="1" w:firstRow="1" w:lastColumn="0" w:lastRow="0" w:noHBand="0" w:noVBand="1" w:val="04A0"/>
       </w:tblPr>
       <w:tblGrid>
-        <w:gridCol w:w="2880"/>
-        <w:gridCol w:w="2880"/>
-        <w:gridCol w:w="2880"/>
+        <w:gridCol w:w="3307"/>
+        <w:gridCol w:w="3307"/>
+        <w:gridCol w:w="3307"/>
       </w:tblGrid>
       <w:tr>
         <w:tc>
           <w:tcPr>
-            <w:tcW w:type="dxa" w:w="2880"/>
+            <w:tcW w:type="dxa" w:w="3307"/>
             <w:shd w:fill="D9E2F3"/>
           </w:tcPr>
           <w:p>
@@ -4599,7 +4599,7 @@
         </w:tc>
         <w:tc>
           <w:tcPr>
-            <w:tcW w:type="dxa" w:w="2880"/>
+            <w:tcW w:type="dxa" w:w="3307"/>
             <w:shd w:fill="D9E2F3"/>
           </w:tcPr>
           <w:p>
@@ -4621,7 +4621,7 @@
         </w:tc>
         <w:tc>
           <w:tcPr>
-            <w:tcW w:type="dxa" w:w="2880"/>
+            <w:tcW w:type="dxa" w:w="3307"/>
             <w:shd w:fill="D9E2F3"/>
           </w:tcPr>
           <w:p>
@@ -4645,7 +4645,7 @@
       <w:tr>
         <w:tc>
           <w:tcPr>
-            <w:tcW w:type="dxa" w:w="2880"/>
+            <w:tcW w:type="dxa" w:w="3307"/>
           </w:tcPr>
           <w:p>
             <w:r>
@@ -4664,7 +4664,7 @@
         </w:tc>
         <w:tc>
           <w:tcPr>
-            <w:tcW w:type="dxa" w:w="2880"/>
+            <w:tcW w:type="dxa" w:w="3307"/>
           </w:tcPr>
           <w:p>
             <w:r>
@@ -4683,7 +4683,7 @@
         </w:tc>
         <w:tc>
           <w:tcPr>
-            <w:tcW w:type="dxa" w:w="2880"/>
+            <w:tcW w:type="dxa" w:w="3307"/>
           </w:tcPr>
           <w:p>
             <w:r>
@@ -4704,7 +4704,7 @@
       <w:tr>
         <w:tc>
           <w:tcPr>
-            <w:tcW w:type="dxa" w:w="2880"/>
+            <w:tcW w:type="dxa" w:w="3307"/>
           </w:tcPr>
           <w:p>
             <w:r>
@@ -4723,7 +4723,7 @@
         </w:tc>
         <w:tc>
           <w:tcPr>
-            <w:tcW w:type="dxa" w:w="2880"/>
+            <w:tcW w:type="dxa" w:w="3307"/>
           </w:tcPr>
           <w:p>
             <w:r>
@@ -4742,7 +4742,7 @@
         </w:tc>
         <w:tc>
           <w:tcPr>
-            <w:tcW w:type="dxa" w:w="2880"/>
+            <w:tcW w:type="dxa" w:w="3307"/>
           </w:tcPr>
           <w:p>
             <w:r>
@@ -4763,7 +4763,7 @@
       <w:tr>
         <w:tc>
           <w:tcPr>
-            <w:tcW w:type="dxa" w:w="2880"/>
+            <w:tcW w:type="dxa" w:w="3307"/>
           </w:tcPr>
           <w:p>
             <w:r>
@@ -4782,7 +4782,7 @@
         </w:tc>
         <w:tc>
           <w:tcPr>
-            <w:tcW w:type="dxa" w:w="2880"/>
+            <w:tcW w:type="dxa" w:w="3307"/>
           </w:tcPr>
           <w:p>
             <w:r>
@@ -4801,7 +4801,7 @@
         </w:tc>
         <w:tc>
           <w:tcPr>
-            <w:tcW w:type="dxa" w:w="2880"/>
+            <w:tcW w:type="dxa" w:w="3307"/>
           </w:tcPr>
           <w:p>
             <w:r>
@@ -4822,7 +4822,7 @@
       <w:tr>
         <w:tc>
           <w:tcPr>
-            <w:tcW w:type="dxa" w:w="2880"/>
+            <w:tcW w:type="dxa" w:w="3307"/>
           </w:tcPr>
           <w:p>
             <w:r>
@@ -4841,7 +4841,7 @@
         </w:tc>
         <w:tc>
           <w:tcPr>
-            <w:tcW w:type="dxa" w:w="2880"/>
+            <w:tcW w:type="dxa" w:w="3307"/>
           </w:tcPr>
           <w:p>
             <w:r>
@@ -4860,7 +4860,7 @@
         </w:tc>
         <w:tc>
           <w:tcPr>
-            <w:tcW w:type="dxa" w:w="2880"/>
+            <w:tcW w:type="dxa" w:w="3307"/>
           </w:tcPr>
           <w:p>
             <w:r>
@@ -4950,17 +4950,17 @@
       <w:tblPr>
         <w:tblStyle w:val="TableGrid"/>
         <w:tblW w:type="auto" w:w="0"/>
-        <w:tblLayout w:type="autofit"/>
+        <w:tblLayout w:type="fixed"/>
         <w:tblLook w:firstColumn="1" w:firstRow="1" w:lastColumn="0" w:lastRow="0" w:noHBand="0" w:noVBand="1" w:val="04A0"/>
       </w:tblPr>
       <w:tblGrid>
-        <w:gridCol w:w="4320"/>
-        <w:gridCol w:w="4320"/>
+        <w:gridCol w:w="4961"/>
+        <w:gridCol w:w="4961"/>
       </w:tblGrid>
       <w:tr>
         <w:tc>
           <w:tcPr>
-            <w:tcW w:type="dxa" w:w="4320"/>
+            <w:tcW w:type="dxa" w:w="4961"/>
             <w:shd w:fill="D9E2F3"/>
           </w:tcPr>
           <w:p>
@@ -4982,7 +4982,7 @@
         </w:tc>
         <w:tc>
           <w:tcPr>
-            <w:tcW w:type="dxa" w:w="4320"/>
+            <w:tcW w:type="dxa" w:w="4961"/>
             <w:shd w:fill="D9E2F3"/>
           </w:tcPr>
           <w:p>
@@ -5006,7 +5006,7 @@
       <w:tr>
         <w:tc>
           <w:tcPr>
-            <w:tcW w:type="dxa" w:w="4320"/>
+            <w:tcW w:type="dxa" w:w="4961"/>
           </w:tcPr>
           <w:p>
             <w:r>
@@ -5025,7 +5025,7 @@
         </w:tc>
         <w:tc>
           <w:tcPr>
-            <w:tcW w:type="dxa" w:w="4320"/>
+            <w:tcW w:type="dxa" w:w="4961"/>
           </w:tcPr>
           <w:p>
             <w:r>
@@ -5046,7 +5046,7 @@
       <w:tr>
         <w:tc>
           <w:tcPr>
-            <w:tcW w:type="dxa" w:w="4320"/>
+            <w:tcW w:type="dxa" w:w="4961"/>
           </w:tcPr>
           <w:p>
             <w:r>
@@ -5065,7 +5065,7 @@
         </w:tc>
         <w:tc>
           <w:tcPr>
-            <w:tcW w:type="dxa" w:w="4320"/>
+            <w:tcW w:type="dxa" w:w="4961"/>
           </w:tcPr>
           <w:p>
             <w:r>
@@ -5086,7 +5086,7 @@
       <w:tr>
         <w:tc>
           <w:tcPr>
-            <w:tcW w:type="dxa" w:w="4320"/>
+            <w:tcW w:type="dxa" w:w="4961"/>
           </w:tcPr>
           <w:p>
             <w:r>
@@ -5105,7 +5105,7 @@
         </w:tc>
         <w:tc>
           <w:tcPr>
-            <w:tcW w:type="dxa" w:w="4320"/>
+            <w:tcW w:type="dxa" w:w="4961"/>
           </w:tcPr>
           <w:p>
             <w:r>
@@ -5126,7 +5126,7 @@
       <w:tr>
         <w:tc>
           <w:tcPr>
-            <w:tcW w:type="dxa" w:w="4320"/>
+            <w:tcW w:type="dxa" w:w="4961"/>
           </w:tcPr>
           <w:p>
             <w:r>
@@ -5145,7 +5145,7 @@
         </w:tc>
         <w:tc>
           <w:tcPr>
-            <w:tcW w:type="dxa" w:w="4320"/>
+            <w:tcW w:type="dxa" w:w="4961"/>
           </w:tcPr>
           <w:p>
             <w:r>
@@ -5166,7 +5166,7 @@
       <w:tr>
         <w:tc>
           <w:tcPr>
-            <w:tcW w:type="dxa" w:w="4320"/>
+            <w:tcW w:type="dxa" w:w="4961"/>
           </w:tcPr>
           <w:p>
             <w:r>
@@ -5185,7 +5185,7 @@
         </w:tc>
         <w:tc>
           <w:tcPr>
-            <w:tcW w:type="dxa" w:w="4320"/>
+            <w:tcW w:type="dxa" w:w="4961"/>
           </w:tcPr>
           <w:p>
             <w:r>
@@ -5206,7 +5206,7 @@
       <w:tr>
         <w:tc>
           <w:tcPr>
-            <w:tcW w:type="dxa" w:w="4320"/>
+            <w:tcW w:type="dxa" w:w="4961"/>
           </w:tcPr>
           <w:p>
             <w:r>
@@ -5225,7 +5225,7 @@
         </w:tc>
         <w:tc>
           <w:tcPr>
-            <w:tcW w:type="dxa" w:w="4320"/>
+            <w:tcW w:type="dxa" w:w="4961"/>
           </w:tcPr>
           <w:p>
             <w:r>
@@ -5302,18 +5302,18 @@
       <w:tblPr>
         <w:tblStyle w:val="TableGrid"/>
         <w:tblW w:type="auto" w:w="0"/>
-        <w:tblLayout w:type="autofit"/>
+        <w:tblLayout w:type="fixed"/>
         <w:tblLook w:firstColumn="1" w:firstRow="1" w:lastColumn="0" w:lastRow="0" w:noHBand="0" w:noVBand="1" w:val="04A0"/>
       </w:tblPr>
       <w:tblGrid>
-        <w:gridCol w:w="2880"/>
-        <w:gridCol w:w="2880"/>
-        <w:gridCol w:w="2880"/>
+        <w:gridCol w:w="3307"/>
+        <w:gridCol w:w="3307"/>
+        <w:gridCol w:w="3307"/>
       </w:tblGrid>
       <w:tr>
         <w:tc>
           <w:tcPr>
-            <w:tcW w:type="dxa" w:w="2880"/>
+            <w:tcW w:type="dxa" w:w="3307"/>
             <w:shd w:fill="D9E2F3"/>
           </w:tcPr>
           <w:p>
@@ -5335,7 +5335,7 @@
         </w:tc>
         <w:tc>
           <w:tcPr>
-            <w:tcW w:type="dxa" w:w="2880"/>
+            <w:tcW w:type="dxa" w:w="3307"/>
             <w:shd w:fill="D9E2F3"/>
           </w:tcPr>
           <w:p>
@@ -5357,7 +5357,7 @@
         </w:tc>
         <w:tc>
           <w:tcPr>
-            <w:tcW w:type="dxa" w:w="2880"/>
+            <w:tcW w:type="dxa" w:w="3307"/>
             <w:shd w:fill="D9E2F3"/>
           </w:tcPr>
           <w:p>
@@ -5381,7 +5381,7 @@
       <w:tr>
         <w:tc>
           <w:tcPr>
-            <w:tcW w:type="dxa" w:w="2880"/>
+            <w:tcW w:type="dxa" w:w="3307"/>
           </w:tcPr>
           <w:p>
             <w:r>
@@ -5400,7 +5400,7 @@
         </w:tc>
         <w:tc>
           <w:tcPr>
-            <w:tcW w:type="dxa" w:w="2880"/>
+            <w:tcW w:type="dxa" w:w="3307"/>
           </w:tcPr>
           <w:p>
             <w:r>
@@ -5454,7 +5454,7 @@
         </w:tc>
         <w:tc>
           <w:tcPr>
-            <w:tcW w:type="dxa" w:w="2880"/>
+            <w:tcW w:type="dxa" w:w="3307"/>
           </w:tcPr>
           <w:p>
             <w:r>
@@ -5475,7 +5475,7 @@
       <w:tr>
         <w:tc>
           <w:tcPr>
-            <w:tcW w:type="dxa" w:w="2880"/>
+            <w:tcW w:type="dxa" w:w="3307"/>
           </w:tcPr>
           <w:p>
             <w:r>
@@ -5494,7 +5494,7 @@
         </w:tc>
         <w:tc>
           <w:tcPr>
-            <w:tcW w:type="dxa" w:w="2880"/>
+            <w:tcW w:type="dxa" w:w="3307"/>
           </w:tcPr>
           <w:p>
             <w:r>
@@ -5513,7 +5513,7 @@
         </w:tc>
         <w:tc>
           <w:tcPr>
-            <w:tcW w:type="dxa" w:w="2880"/>
+            <w:tcW w:type="dxa" w:w="3307"/>
           </w:tcPr>
           <w:p>
             <w:r>
@@ -5541,7 +5541,7 @@
       <w:tr>
         <w:tc>
           <w:tcPr>
-            <w:tcW w:type="dxa" w:w="2880"/>
+            <w:tcW w:type="dxa" w:w="3307"/>
           </w:tcPr>
           <w:p>
             <w:r>
@@ -5560,7 +5560,7 @@
         </w:tc>
         <w:tc>
           <w:tcPr>
-            <w:tcW w:type="dxa" w:w="2880"/>
+            <w:tcW w:type="dxa" w:w="3307"/>
           </w:tcPr>
           <w:p>
             <w:r>
@@ -5586,7 +5586,7 @@
         </w:tc>
         <w:tc>
           <w:tcPr>
-            <w:tcW w:type="dxa" w:w="2880"/>
+            <w:tcW w:type="dxa" w:w="3307"/>
           </w:tcPr>
           <w:p>
             <w:r>
@@ -5614,7 +5614,7 @@
       <w:tr>
         <w:tc>
           <w:tcPr>
-            <w:tcW w:type="dxa" w:w="2880"/>
+            <w:tcW w:type="dxa" w:w="3307"/>
           </w:tcPr>
           <w:p>
             <w:r>
@@ -5633,7 +5633,7 @@
         </w:tc>
         <w:tc>
           <w:tcPr>
-            <w:tcW w:type="dxa" w:w="2880"/>
+            <w:tcW w:type="dxa" w:w="3307"/>
           </w:tcPr>
           <w:p>
             <w:r>
@@ -5659,7 +5659,7 @@
         </w:tc>
         <w:tc>
           <w:tcPr>
-            <w:tcW w:type="dxa" w:w="2880"/>
+            <w:tcW w:type="dxa" w:w="3307"/>
           </w:tcPr>
           <w:p>
             <w:r>
@@ -5687,7 +5687,7 @@
       <w:tr>
         <w:tc>
           <w:tcPr>
-            <w:tcW w:type="dxa" w:w="2880"/>
+            <w:tcW w:type="dxa" w:w="3307"/>
           </w:tcPr>
           <w:p>
             <w:r>
@@ -5706,7 +5706,7 @@
         </w:tc>
         <w:tc>
           <w:tcPr>
-            <w:tcW w:type="dxa" w:w="2880"/>
+            <w:tcW w:type="dxa" w:w="3307"/>
           </w:tcPr>
           <w:p>
             <w:r>
@@ -5725,7 +5725,7 @@
         </w:tc>
         <w:tc>
           <w:tcPr>
-            <w:tcW w:type="dxa" w:w="2880"/>
+            <w:tcW w:type="dxa" w:w="3307"/>
           </w:tcPr>
           <w:p>
             <w:r>
@@ -5767,7 +5767,7 @@
       <w:tr>
         <w:tc>
           <w:tcPr>
-            <w:tcW w:type="dxa" w:w="2880"/>
+            <w:tcW w:type="dxa" w:w="3307"/>
           </w:tcPr>
           <w:p>
             <w:r>
@@ -5786,7 +5786,7 @@
         </w:tc>
         <w:tc>
           <w:tcPr>
-            <w:tcW w:type="dxa" w:w="2880"/>
+            <w:tcW w:type="dxa" w:w="3307"/>
           </w:tcPr>
           <w:p>
             <w:r>
@@ -5805,7 +5805,7 @@
         </w:tc>
         <w:tc>
           <w:tcPr>
-            <w:tcW w:type="dxa" w:w="2880"/>
+            <w:tcW w:type="dxa" w:w="3307"/>
           </w:tcPr>
           <w:p>
             <w:r>
@@ -5833,7 +5833,7 @@
       <w:tr>
         <w:tc>
           <w:tcPr>
-            <w:tcW w:type="dxa" w:w="2880"/>
+            <w:tcW w:type="dxa" w:w="3307"/>
           </w:tcPr>
           <w:p>
             <w:r>
@@ -5852,7 +5852,7 @@
         </w:tc>
         <w:tc>
           <w:tcPr>
-            <w:tcW w:type="dxa" w:w="2880"/>
+            <w:tcW w:type="dxa" w:w="3307"/>
           </w:tcPr>
           <w:p>
             <w:r>
@@ -5871,7 +5871,7 @@
         </w:tc>
         <w:tc>
           <w:tcPr>
-            <w:tcW w:type="dxa" w:w="2880"/>
+            <w:tcW w:type="dxa" w:w="3307"/>
           </w:tcPr>
           <w:p>
             <w:r>
@@ -5899,7 +5899,7 @@
       <w:tr>
         <w:tc>
           <w:tcPr>
-            <w:tcW w:type="dxa" w:w="2880"/>
+            <w:tcW w:type="dxa" w:w="3307"/>
           </w:tcPr>
           <w:p>
             <w:r>
@@ -5918,7 +5918,7 @@
         </w:tc>
         <w:tc>
           <w:tcPr>
-            <w:tcW w:type="dxa" w:w="2880"/>
+            <w:tcW w:type="dxa" w:w="3307"/>
           </w:tcPr>
           <w:p>
             <w:r>
@@ -5937,7 +5937,7 @@
         </w:tc>
         <w:tc>
           <w:tcPr>
-            <w:tcW w:type="dxa" w:w="2880"/>
+            <w:tcW w:type="dxa" w:w="3307"/>
           </w:tcPr>
           <w:p>
             <w:r>
@@ -6008,18 +6008,18 @@
       <w:tblPr>
         <w:tblStyle w:val="TableGrid"/>
         <w:tblW w:type="auto" w:w="0"/>
-        <w:tblLayout w:type="autofit"/>
+        <w:tblLayout w:type="fixed"/>
         <w:tblLook w:firstColumn="1" w:firstRow="1" w:lastColumn="0" w:lastRow="0" w:noHBand="0" w:noVBand="1" w:val="04A0"/>
       </w:tblPr>
       <w:tblGrid>
-        <w:gridCol w:w="2880"/>
-        <w:gridCol w:w="2880"/>
-        <w:gridCol w:w="2880"/>
+        <w:gridCol w:w="3307"/>
+        <w:gridCol w:w="3307"/>
+        <w:gridCol w:w="3307"/>
       </w:tblGrid>
       <w:tr>
         <w:tc>
           <w:tcPr>
-            <w:tcW w:type="dxa" w:w="2880"/>
+            <w:tcW w:type="dxa" w:w="3307"/>
             <w:shd w:fill="D9E2F3"/>
           </w:tcPr>
           <w:p>
@@ -6041,7 +6041,7 @@
         </w:tc>
         <w:tc>
           <w:tcPr>
-            <w:tcW w:type="dxa" w:w="2880"/>
+            <w:tcW w:type="dxa" w:w="3307"/>
             <w:shd w:fill="D9E2F3"/>
           </w:tcPr>
           <w:p>
@@ -6063,7 +6063,7 @@
         </w:tc>
         <w:tc>
           <w:tcPr>
-            <w:tcW w:type="dxa" w:w="2880"/>
+            <w:tcW w:type="dxa" w:w="3307"/>
             <w:shd w:fill="D9E2F3"/>
           </w:tcPr>
           <w:p>
@@ -6087,7 +6087,7 @@
       <w:tr>
         <w:tc>
           <w:tcPr>
-            <w:tcW w:type="dxa" w:w="2880"/>
+            <w:tcW w:type="dxa" w:w="3307"/>
           </w:tcPr>
           <w:p>
             <w:r>
@@ -6106,7 +6106,7 @@
         </w:tc>
         <w:tc>
           <w:tcPr>
-            <w:tcW w:type="dxa" w:w="2880"/>
+            <w:tcW w:type="dxa" w:w="3307"/>
           </w:tcPr>
           <w:p>
             <w:r>
@@ -6126,7 +6126,7 @@
         </w:tc>
         <w:tc>
           <w:tcPr>
-            <w:tcW w:type="dxa" w:w="2880"/>
+            <w:tcW w:type="dxa" w:w="3307"/>
           </w:tcPr>
           <w:p>
             <w:r>
@@ -6147,7 +6147,7 @@
       <w:tr>
         <w:tc>
           <w:tcPr>
-            <w:tcW w:type="dxa" w:w="2880"/>
+            <w:tcW w:type="dxa" w:w="3307"/>
           </w:tcPr>
           <w:p>
             <w:r>
@@ -6166,7 +6166,7 @@
         </w:tc>
         <w:tc>
           <w:tcPr>
-            <w:tcW w:type="dxa" w:w="2880"/>
+            <w:tcW w:type="dxa" w:w="3307"/>
           </w:tcPr>
           <w:p>
             <w:r>
@@ -6186,7 +6186,7 @@
         </w:tc>
         <w:tc>
           <w:tcPr>
-            <w:tcW w:type="dxa" w:w="2880"/>
+            <w:tcW w:type="dxa" w:w="3307"/>
           </w:tcPr>
           <w:p>
             <w:r>
@@ -6207,7 +6207,7 @@
       <w:tr>
         <w:tc>
           <w:tcPr>
-            <w:tcW w:type="dxa" w:w="2880"/>
+            <w:tcW w:type="dxa" w:w="3307"/>
           </w:tcPr>
           <w:p>
             <w:r>
@@ -6226,7 +6226,7 @@
         </w:tc>
         <w:tc>
           <w:tcPr>
-            <w:tcW w:type="dxa" w:w="2880"/>
+            <w:tcW w:type="dxa" w:w="3307"/>
           </w:tcPr>
           <w:p>
             <w:r>
@@ -6246,7 +6246,7 @@
         </w:tc>
         <w:tc>
           <w:tcPr>
-            <w:tcW w:type="dxa" w:w="2880"/>
+            <w:tcW w:type="dxa" w:w="3307"/>
           </w:tcPr>
           <w:p>
             <w:r>
@@ -6274,7 +6274,7 @@
       <w:tr>
         <w:tc>
           <w:tcPr>
-            <w:tcW w:type="dxa" w:w="2880"/>
+            <w:tcW w:type="dxa" w:w="3307"/>
           </w:tcPr>
           <w:p>
             <w:r>
@@ -6293,7 +6293,7 @@
         </w:tc>
         <w:tc>
           <w:tcPr>
-            <w:tcW w:type="dxa" w:w="2880"/>
+            <w:tcW w:type="dxa" w:w="3307"/>
           </w:tcPr>
           <w:p>
             <w:r>
@@ -6313,7 +6313,7 @@
         </w:tc>
         <w:tc>
           <w:tcPr>
-            <w:tcW w:type="dxa" w:w="2880"/>
+            <w:tcW w:type="dxa" w:w="3307"/>
           </w:tcPr>
           <w:p>
             <w:r>
@@ -6837,19 +6837,19 @@
       <w:tblPr>
         <w:tblStyle w:val="TableGrid"/>
         <w:tblW w:type="auto" w:w="0"/>
-        <w:tblLayout w:type="autofit"/>
+        <w:tblLayout w:type="fixed"/>
         <w:tblLook w:firstColumn="1" w:firstRow="1" w:lastColumn="0" w:lastRow="0" w:noHBand="0" w:noVBand="1" w:val="04A0"/>
       </w:tblPr>
       <w:tblGrid>
-        <w:gridCol w:w="2160"/>
-        <w:gridCol w:w="2160"/>
-        <w:gridCol w:w="2160"/>
-        <w:gridCol w:w="2160"/>
+        <w:gridCol w:w="2480"/>
+        <w:gridCol w:w="2480"/>
+        <w:gridCol w:w="2480"/>
+        <w:gridCol w:w="2480"/>
       </w:tblGrid>
       <w:tr>
         <w:tc>
           <w:tcPr>
-            <w:tcW w:type="dxa" w:w="2160"/>
+            <w:tcW w:type="dxa" w:w="2480"/>
             <w:shd w:fill="D9E2F3"/>
           </w:tcPr>
           <w:p>
@@ -6871,7 +6871,7 @@
         </w:tc>
         <w:tc>
           <w:tcPr>
-            <w:tcW w:type="dxa" w:w="2160"/>
+            <w:tcW w:type="dxa" w:w="2480"/>
             <w:shd w:fill="D9E2F3"/>
           </w:tcPr>
           <w:p>
@@ -6893,7 +6893,7 @@
         </w:tc>
         <w:tc>
           <w:tcPr>
-            <w:tcW w:type="dxa" w:w="2160"/>
+            <w:tcW w:type="dxa" w:w="2480"/>
             <w:shd w:fill="D9E2F3"/>
           </w:tcPr>
           <w:p>
@@ -6915,7 +6915,7 @@
         </w:tc>
         <w:tc>
           <w:tcPr>
-            <w:tcW w:type="dxa" w:w="2160"/>
+            <w:tcW w:type="dxa" w:w="2480"/>
             <w:shd w:fill="D9E2F3"/>
           </w:tcPr>
           <w:p>
@@ -6939,7 +6939,7 @@
       <w:tr>
         <w:tc>
           <w:tcPr>
-            <w:tcW w:type="dxa" w:w="2160"/>
+            <w:tcW w:type="dxa" w:w="2480"/>
           </w:tcPr>
           <w:p>
             <w:r>
@@ -6958,7 +6958,7 @@
         </w:tc>
         <w:tc>
           <w:tcPr>
-            <w:tcW w:type="dxa" w:w="2160"/>
+            <w:tcW w:type="dxa" w:w="2480"/>
           </w:tcPr>
           <w:p>
             <w:r>
@@ -6977,7 +6977,7 @@
         </w:tc>
         <w:tc>
           <w:tcPr>
-            <w:tcW w:type="dxa" w:w="2160"/>
+            <w:tcW w:type="dxa" w:w="2480"/>
           </w:tcPr>
           <w:p>
             <w:r>
@@ -6996,7 +6996,7 @@
         </w:tc>
         <w:tc>
           <w:tcPr>
-            <w:tcW w:type="dxa" w:w="2160"/>
+            <w:tcW w:type="dxa" w:w="2480"/>
           </w:tcPr>
           <w:p>
             <w:r>
@@ -7017,7 +7017,7 @@
       <w:tr>
         <w:tc>
           <w:tcPr>
-            <w:tcW w:type="dxa" w:w="2160"/>
+            <w:tcW w:type="dxa" w:w="2480"/>
           </w:tcPr>
           <w:p>
             <w:r>
@@ -7036,7 +7036,7 @@
         </w:tc>
         <w:tc>
           <w:tcPr>
-            <w:tcW w:type="dxa" w:w="2160"/>
+            <w:tcW w:type="dxa" w:w="2480"/>
           </w:tcPr>
           <w:p>
             <w:r>
@@ -7055,7 +7055,7 @@
         </w:tc>
         <w:tc>
           <w:tcPr>
-            <w:tcW w:type="dxa" w:w="2160"/>
+            <w:tcW w:type="dxa" w:w="2480"/>
           </w:tcPr>
           <w:p>
             <w:r>
@@ -7088,7 +7088,7 @@
         </w:tc>
         <w:tc>
           <w:tcPr>
-            <w:tcW w:type="dxa" w:w="2160"/>
+            <w:tcW w:type="dxa" w:w="2480"/>
           </w:tcPr>
           <w:p>
             <w:r>
@@ -7165,19 +7165,19 @@
       <w:tblPr>
         <w:tblStyle w:val="TableGrid"/>
         <w:tblW w:type="auto" w:w="0"/>
-        <w:tblLayout w:type="autofit"/>
+        <w:tblLayout w:type="fixed"/>
         <w:tblLook w:firstColumn="1" w:firstRow="1" w:lastColumn="0" w:lastRow="0" w:noHBand="0" w:noVBand="1" w:val="04A0"/>
       </w:tblPr>
       <w:tblGrid>
-        <w:gridCol w:w="2160"/>
-        <w:gridCol w:w="2160"/>
-        <w:gridCol w:w="2160"/>
-        <w:gridCol w:w="2160"/>
+        <w:gridCol w:w="2480"/>
+        <w:gridCol w:w="2480"/>
+        <w:gridCol w:w="2480"/>
+        <w:gridCol w:w="2480"/>
       </w:tblGrid>
       <w:tr>
         <w:tc>
           <w:tcPr>
-            <w:tcW w:type="dxa" w:w="2160"/>
+            <w:tcW w:type="dxa" w:w="2480"/>
             <w:shd w:fill="D9E2F3"/>
           </w:tcPr>
           <w:p>
@@ -7199,7 +7199,7 @@
         </w:tc>
         <w:tc>
           <w:tcPr>
-            <w:tcW w:type="dxa" w:w="2160"/>
+            <w:tcW w:type="dxa" w:w="2480"/>
             <w:shd w:fill="D9E2F3"/>
           </w:tcPr>
           <w:p>
@@ -7221,7 +7221,7 @@
         </w:tc>
         <w:tc>
           <w:tcPr>
-            <w:tcW w:type="dxa" w:w="2160"/>
+            <w:tcW w:type="dxa" w:w="2480"/>
             <w:shd w:fill="D9E2F3"/>
           </w:tcPr>
           <w:p>
@@ -7243,7 +7243,7 @@
         </w:tc>
         <w:tc>
           <w:tcPr>
-            <w:tcW w:type="dxa" w:w="2160"/>
+            <w:tcW w:type="dxa" w:w="2480"/>
             <w:shd w:fill="D9E2F3"/>
           </w:tcPr>
           <w:p>
@@ -7267,7 +7267,7 @@
       <w:tr>
         <w:tc>
           <w:tcPr>
-            <w:tcW w:type="dxa" w:w="2160"/>
+            <w:tcW w:type="dxa" w:w="2480"/>
           </w:tcPr>
           <w:p>
             <w:r>
@@ -7293,7 +7293,7 @@
         </w:tc>
         <w:tc>
           <w:tcPr>
-            <w:tcW w:type="dxa" w:w="2160"/>
+            <w:tcW w:type="dxa" w:w="2480"/>
           </w:tcPr>
           <w:p>
             <w:r>
@@ -7312,7 +7312,7 @@
         </w:tc>
         <w:tc>
           <w:tcPr>
-            <w:tcW w:type="dxa" w:w="2160"/>
+            <w:tcW w:type="dxa" w:w="2480"/>
           </w:tcPr>
           <w:p>
             <w:r>
@@ -7331,7 +7331,7 @@
         </w:tc>
         <w:tc>
           <w:tcPr>
-            <w:tcW w:type="dxa" w:w="2160"/>
+            <w:tcW w:type="dxa" w:w="2480"/>
           </w:tcPr>
           <w:p>
             <w:r>
@@ -7352,7 +7352,7 @@
       <w:tr>
         <w:tc>
           <w:tcPr>
-            <w:tcW w:type="dxa" w:w="2160"/>
+            <w:tcW w:type="dxa" w:w="2480"/>
           </w:tcPr>
           <w:p>
             <w:r>
@@ -7378,7 +7378,7 @@
         </w:tc>
         <w:tc>
           <w:tcPr>
-            <w:tcW w:type="dxa" w:w="2160"/>
+            <w:tcW w:type="dxa" w:w="2480"/>
           </w:tcPr>
           <w:p>
             <w:r>
@@ -7397,7 +7397,7 @@
         </w:tc>
         <w:tc>
           <w:tcPr>
-            <w:tcW w:type="dxa" w:w="2160"/>
+            <w:tcW w:type="dxa" w:w="2480"/>
           </w:tcPr>
           <w:p>
             <w:r>
@@ -7416,7 +7416,7 @@
         </w:tc>
         <w:tc>
           <w:tcPr>
-            <w:tcW w:type="dxa" w:w="2160"/>
+            <w:tcW w:type="dxa" w:w="2480"/>
           </w:tcPr>
           <w:p>
             <w:r>
@@ -7437,7 +7437,7 @@
       <w:tr>
         <w:tc>
           <w:tcPr>
-            <w:tcW w:type="dxa" w:w="2160"/>
+            <w:tcW w:type="dxa" w:w="2480"/>
           </w:tcPr>
           <w:p>
             <w:r>
@@ -7463,7 +7463,7 @@
         </w:tc>
         <w:tc>
           <w:tcPr>
-            <w:tcW w:type="dxa" w:w="2160"/>
+            <w:tcW w:type="dxa" w:w="2480"/>
           </w:tcPr>
           <w:p>
             <w:r>
@@ -7482,7 +7482,7 @@
         </w:tc>
         <w:tc>
           <w:tcPr>
-            <w:tcW w:type="dxa" w:w="2160"/>
+            <w:tcW w:type="dxa" w:w="2480"/>
           </w:tcPr>
           <w:p>
             <w:r>
@@ -7501,7 +7501,7 @@
         </w:tc>
         <w:tc>
           <w:tcPr>
-            <w:tcW w:type="dxa" w:w="2160"/>
+            <w:tcW w:type="dxa" w:w="2480"/>
           </w:tcPr>
           <w:p>
             <w:r>
@@ -7522,7 +7522,7 @@
       <w:tr>
         <w:tc>
           <w:tcPr>
-            <w:tcW w:type="dxa" w:w="2160"/>
+            <w:tcW w:type="dxa" w:w="2480"/>
           </w:tcPr>
           <w:p>
             <w:r>
@@ -7548,7 +7548,7 @@
         </w:tc>
         <w:tc>
           <w:tcPr>
-            <w:tcW w:type="dxa" w:w="2160"/>
+            <w:tcW w:type="dxa" w:w="2480"/>
           </w:tcPr>
           <w:p>
             <w:r>
@@ -7567,7 +7567,7 @@
         </w:tc>
         <w:tc>
           <w:tcPr>
-            <w:tcW w:type="dxa" w:w="2160"/>
+            <w:tcW w:type="dxa" w:w="2480"/>
           </w:tcPr>
           <w:p>
             <w:r>
@@ -7586,7 +7586,7 @@
         </w:tc>
         <w:tc>
           <w:tcPr>
-            <w:tcW w:type="dxa" w:w="2160"/>
+            <w:tcW w:type="dxa" w:w="2480"/>
           </w:tcPr>
           <w:p>
             <w:r>
@@ -7607,7 +7607,7 @@
       <w:tr>
         <w:tc>
           <w:tcPr>
-            <w:tcW w:type="dxa" w:w="2160"/>
+            <w:tcW w:type="dxa" w:w="2480"/>
           </w:tcPr>
           <w:p>
             <w:r>
@@ -7633,7 +7633,7 @@
         </w:tc>
         <w:tc>
           <w:tcPr>
-            <w:tcW w:type="dxa" w:w="2160"/>
+            <w:tcW w:type="dxa" w:w="2480"/>
           </w:tcPr>
           <w:p>
             <w:r>
@@ -7652,7 +7652,7 @@
         </w:tc>
         <w:tc>
           <w:tcPr>
-            <w:tcW w:type="dxa" w:w="2160"/>
+            <w:tcW w:type="dxa" w:w="2480"/>
           </w:tcPr>
           <w:p>
             <w:r>
@@ -7671,7 +7671,7 @@
         </w:tc>
         <w:tc>
           <w:tcPr>
-            <w:tcW w:type="dxa" w:w="2160"/>
+            <w:tcW w:type="dxa" w:w="2480"/>
           </w:tcPr>
           <w:p>
             <w:r>
@@ -7880,17 +7880,17 @@
       <w:tblPr>
         <w:tblStyle w:val="TableGrid"/>
         <w:tblW w:type="auto" w:w="0"/>
-        <w:tblLayout w:type="autofit"/>
+        <w:tblLayout w:type="fixed"/>
         <w:tblLook w:firstColumn="1" w:firstRow="1" w:lastColumn="0" w:lastRow="0" w:noHBand="0" w:noVBand="1" w:val="04A0"/>
       </w:tblPr>
       <w:tblGrid>
-        <w:gridCol w:w="4320"/>
-        <w:gridCol w:w="4320"/>
+        <w:gridCol w:w="4961"/>
+        <w:gridCol w:w="4961"/>
       </w:tblGrid>
       <w:tr>
         <w:tc>
           <w:tcPr>
-            <w:tcW w:type="dxa" w:w="4320"/>
+            <w:tcW w:type="dxa" w:w="4961"/>
             <w:shd w:fill="D9E2F3"/>
           </w:tcPr>
           <w:p>
@@ -7912,7 +7912,7 @@
         </w:tc>
         <w:tc>
           <w:tcPr>
-            <w:tcW w:type="dxa" w:w="4320"/>
+            <w:tcW w:type="dxa" w:w="4961"/>
             <w:shd w:fill="D9E2F3"/>
           </w:tcPr>
           <w:p>
@@ -7936,7 +7936,7 @@
       <w:tr>
         <w:tc>
           <w:tcPr>
-            <w:tcW w:type="dxa" w:w="4320"/>
+            <w:tcW w:type="dxa" w:w="4961"/>
           </w:tcPr>
           <w:p>
             <w:r>
@@ -7955,7 +7955,7 @@
         </w:tc>
         <w:tc>
           <w:tcPr>
-            <w:tcW w:type="dxa" w:w="4320"/>
+            <w:tcW w:type="dxa" w:w="4961"/>
           </w:tcPr>
           <w:p>
             <w:r>
@@ -8004,7 +8004,7 @@
       <w:tr>
         <w:tc>
           <w:tcPr>
-            <w:tcW w:type="dxa" w:w="4320"/>
+            <w:tcW w:type="dxa" w:w="4961"/>
           </w:tcPr>
           <w:p>
             <w:r>
@@ -8023,7 +8023,7 @@
         </w:tc>
         <w:tc>
           <w:tcPr>
-            <w:tcW w:type="dxa" w:w="4320"/>
+            <w:tcW w:type="dxa" w:w="4961"/>
           </w:tcPr>
           <w:p>
             <w:r>
@@ -8058,7 +8058,7 @@
       <w:tr>
         <w:tc>
           <w:tcPr>
-            <w:tcW w:type="dxa" w:w="4320"/>
+            <w:tcW w:type="dxa" w:w="4961"/>
           </w:tcPr>
           <w:p>
             <w:r>
@@ -8077,7 +8077,7 @@
         </w:tc>
         <w:tc>
           <w:tcPr>
-            <w:tcW w:type="dxa" w:w="4320"/>
+            <w:tcW w:type="dxa" w:w="4961"/>
           </w:tcPr>
           <w:p>
             <w:r>
@@ -8112,7 +8112,7 @@
       <w:tr>
         <w:tc>
           <w:tcPr>
-            <w:tcW w:type="dxa" w:w="4320"/>
+            <w:tcW w:type="dxa" w:w="4961"/>
           </w:tcPr>
           <w:p>
             <w:r>
@@ -8131,7 +8131,7 @@
         </w:tc>
         <w:tc>
           <w:tcPr>
-            <w:tcW w:type="dxa" w:w="4320"/>
+            <w:tcW w:type="dxa" w:w="4961"/>
           </w:tcPr>
           <w:p>
             <w:r>
@@ -8166,7 +8166,7 @@
       <w:tr>
         <w:tc>
           <w:tcPr>
-            <w:tcW w:type="dxa" w:w="4320"/>
+            <w:tcW w:type="dxa" w:w="4961"/>
           </w:tcPr>
           <w:p>
             <w:r>
@@ -8185,7 +8185,7 @@
         </w:tc>
         <w:tc>
           <w:tcPr>
-            <w:tcW w:type="dxa" w:w="4320"/>
+            <w:tcW w:type="dxa" w:w="4961"/>
           </w:tcPr>
           <w:p>
             <w:r>
@@ -8238,8 +8238,8 @@
     <w:sectPr>
       <w:footerReference w:type="default" r:id="rId9"/>
       <w:headerReference w:type="default" r:id="rId10"/>
-      <w:pgSz w:w="12240" w:h="15840"/>
-      <w:pgMar w:top="1440" w:right="1800" w:bottom="1440" w:left="1800" w:header="720" w:footer="720" w:gutter="0"/>
+      <w:pgSz w:w="11906" w:h="16838"/>
+      <w:pgMar w:top="1417" w:right="850" w:bottom="1134" w:left="1134" w:header="720" w:footer="720" w:gutter="0"/>
       <w:cols w:space="720"/>
       <w:docGrid w:linePitch="360"/>
     </w:sectPr>

--- a/docs/sdlc/40_test/WS2D-TR-001_テストサマリレポート.docx
+++ b/docs/sdlc/40_test/WS2D-TR-001_テストサマリレポート.docx
@@ -2996,7 +2996,14 @@
                 <w:b/>
                 <w:sz w:val="18"/>
               </w:rPr>
-              <w:t>未実行</w:t>
+              <w:t>94 passed / 1 skipped</w:t>
+            </w:r>
+            <w:r>
+              <w:rPr>
+                <w:rFonts w:ascii="Yu Gothic" w:hAnsi="Yu Gothic" w:eastAsia="Yu Gothic"/>
+                <w:sz w:val="18"/>
+              </w:rPr>
+              <w:t>（2 分 23 秒）</w:t>
             </w:r>
           </w:p>
         </w:tc>
@@ -3015,7 +3022,7 @@
                 <w:rFonts w:ascii="Yu Gothic" w:hAnsi="Yu Gothic" w:eastAsia="Yu Gothic"/>
                 <w:sz w:val="18"/>
               </w:rPr>
-              <w:t>—</w:t>
+              <w:t>2026-08-03</w:t>
             </w:r>
           </w:p>
         </w:tc>
@@ -3034,14 +3041,14 @@
                 <w:rFonts w:ascii="Consolas" w:hAnsi="Consolas" w:eastAsia="Consolas"/>
                 <w:sz w:val="18"/>
               </w:rPr>
-              <w:t>make verify-ui</w:t>
+              <w:t>pytest tests/e2e/</w:t>
             </w:r>
             <w:r>
               <w:rPr>
                 <w:rFonts w:ascii="Yu Gothic" w:hAnsi="Yu Gothic" w:eastAsia="Yu Gothic"/>
                 <w:sz w:val="18"/>
               </w:rPr>
-              <w:t xml:space="preserve"> を本改訂では実行していない</w:t>
+              <w:t>（別ポート隔離実行）</w:t>
             </w:r>
           </w:p>
         </w:tc>
@@ -3082,7 +3089,14 @@
                 <w:b/>
                 <w:sz w:val="18"/>
               </w:rPr>
-              <w:t>未計測</w:t>
+              <w:t>84%</w:t>
+            </w:r>
+            <w:r>
+              <w:rPr>
+                <w:rFonts w:ascii="Yu Gothic" w:hAnsi="Yu Gothic" w:eastAsia="Yu Gothic"/>
+                <w:sz w:val="18"/>
+              </w:rPr>
+              <w:t>（閾値 80% 達成）</w:t>
             </w:r>
           </w:p>
         </w:tc>
@@ -3101,7 +3115,7 @@
                 <w:rFonts w:ascii="Yu Gothic" w:hAnsi="Yu Gothic" w:eastAsia="Yu Gothic"/>
                 <w:sz w:val="18"/>
               </w:rPr>
-              <w:t>—</w:t>
+              <w:t>2026-08-03</w:t>
             </w:r>
           </w:p>
         </w:tc>
@@ -3122,12 +3136,170 @@
               </w:rPr>
               <w:t>make coverage</w:t>
             </w:r>
+          </w:p>
+        </w:tc>
+      </w:tr>
+      <w:tr>
+        <w:tc>
+          <w:tcPr>
+            <w:tcW w:type="dxa" w:w="2480"/>
+          </w:tcPr>
+          <w:p>
+            <w:r>
+              <w:rPr>
+                <w:sz w:val="18"/>
+              </w:rPr>
+            </w:r>
             <w:r>
               <w:rPr>
                 <w:rFonts w:ascii="Yu Gothic" w:hAnsi="Yu Gothic" w:eastAsia="Yu Gothic"/>
                 <w:sz w:val="18"/>
               </w:rPr>
-              <w:t xml:space="preserve"> を本改訂では実行していない</w:t>
+              <w:t>機能契約検証</w:t>
+            </w:r>
+          </w:p>
+        </w:tc>
+        <w:tc>
+          <w:tcPr>
+            <w:tcW w:type="dxa" w:w="2480"/>
+          </w:tcPr>
+          <w:p>
+            <w:r>
+              <w:rPr>
+                <w:sz w:val="18"/>
+              </w:rPr>
+            </w:r>
+            <w:r>
+              <w:rPr>
+                <w:rFonts w:ascii="Yu Gothic" w:hAnsi="Yu Gothic" w:eastAsia="Yu Gothic"/>
+                <w:b/>
+                <w:sz w:val="18"/>
+              </w:rPr>
+              <w:t>PASS</w:t>
+            </w:r>
+            <w:r>
+              <w:rPr>
+                <w:rFonts w:ascii="Yu Gothic" w:hAnsi="Yu Gothic" w:eastAsia="Yu Gothic"/>
+                <w:sz w:val="18"/>
+              </w:rPr>
+              <w:t>（validated_features=51）</w:t>
+            </w:r>
+          </w:p>
+        </w:tc>
+        <w:tc>
+          <w:tcPr>
+            <w:tcW w:type="dxa" w:w="2480"/>
+          </w:tcPr>
+          <w:p>
+            <w:r>
+              <w:rPr>
+                <w:sz w:val="18"/>
+              </w:rPr>
+            </w:r>
+            <w:r>
+              <w:rPr>
+                <w:rFonts w:ascii="Yu Gothic" w:hAnsi="Yu Gothic" w:eastAsia="Yu Gothic"/>
+                <w:sz w:val="18"/>
+              </w:rPr>
+              <w:t>2026-08-03</w:t>
+            </w:r>
+          </w:p>
+        </w:tc>
+        <w:tc>
+          <w:tcPr>
+            <w:tcW w:type="dxa" w:w="2480"/>
+          </w:tcPr>
+          <w:p>
+            <w:r>
+              <w:rPr>
+                <w:sz w:val="18"/>
+              </w:rPr>
+            </w:r>
+            <w:r>
+              <w:rPr>
+                <w:rFonts w:ascii="Consolas" w:hAnsi="Consolas" w:eastAsia="Consolas"/>
+                <w:sz w:val="18"/>
+              </w:rPr>
+              <w:t>python scripts/quality_harness.py</w:t>
+            </w:r>
+          </w:p>
+        </w:tc>
+      </w:tr>
+      <w:tr>
+        <w:tc>
+          <w:tcPr>
+            <w:tcW w:type="dxa" w:w="2480"/>
+          </w:tcPr>
+          <w:p>
+            <w:r>
+              <w:rPr>
+                <w:sz w:val="18"/>
+              </w:rPr>
+            </w:r>
+            <w:r>
+              <w:rPr>
+                <w:rFonts w:ascii="Yu Gothic" w:hAnsi="Yu Gothic" w:eastAsia="Yu Gothic"/>
+                <w:sz w:val="18"/>
+              </w:rPr>
+              <w:t>静的解析</w:t>
+            </w:r>
+          </w:p>
+        </w:tc>
+        <w:tc>
+          <w:tcPr>
+            <w:tcW w:type="dxa" w:w="2480"/>
+          </w:tcPr>
+          <w:p>
+            <w:r>
+              <w:rPr>
+                <w:sz w:val="18"/>
+              </w:rPr>
+            </w:r>
+            <w:r>
+              <w:rPr>
+                <w:rFonts w:ascii="Yu Gothic" w:hAnsi="Yu Gothic" w:eastAsia="Yu Gothic"/>
+                <w:b/>
+                <w:sz w:val="18"/>
+              </w:rPr>
+              <w:t>PASS</w:t>
+            </w:r>
+          </w:p>
+        </w:tc>
+        <w:tc>
+          <w:tcPr>
+            <w:tcW w:type="dxa" w:w="2480"/>
+          </w:tcPr>
+          <w:p>
+            <w:r>
+              <w:rPr>
+                <w:sz w:val="18"/>
+              </w:rPr>
+            </w:r>
+            <w:r>
+              <w:rPr>
+                <w:rFonts w:ascii="Yu Gothic" w:hAnsi="Yu Gothic" w:eastAsia="Yu Gothic"/>
+                <w:sz w:val="18"/>
+              </w:rPr>
+              <w:t>2026-08-03</w:t>
+            </w:r>
+          </w:p>
+        </w:tc>
+        <w:tc>
+          <w:tcPr>
+            <w:tcW w:type="dxa" w:w="2480"/>
+          </w:tcPr>
+          <w:p>
+            <w:r>
+              <w:rPr>
+                <w:sz w:val="18"/>
+              </w:rPr>
+            </w:r>
+            <w:r>
+              <w:rPr>
+                <w:rFonts w:ascii="Consolas" w:hAnsi="Consolas" w:eastAsia="Consolas"/>
+                <w:sz w:val="18"/>
+              </w:rPr>
+              <w:t>make lint</w:t>
             </w:r>
           </w:p>
         </w:tc>
@@ -3160,7 +3332,7 @@
         <w:rPr>
           <w:rFonts w:ascii="Yu Gothic" w:hAnsi="Yu Gothic" w:eastAsia="Yu Gothic"/>
         </w:rPr>
-        <w:t>L3 とカバレッジは未取得のままなので、納品前に以下を実行して本表を更新すること。</w:t>
+        <w:t>全レベルを現構成で実測済み。再現手順は以下。</w:t>
       </w:r>
     </w:p>
     <w:p>
@@ -3172,9 +3344,92 @@
           <w:rFonts w:ascii="Consolas" w:hAnsi="Consolas" w:eastAsia="Consolas"/>
           <w:sz w:val="17"/>
         </w:rPr>
-        <w:t>make verify-ui   # L3 E2E</w:t>
+        <w:t>make test        # L1/L2</w:t>
         <w:br/>
         <w:t>make coverage    # カバレッジ</w:t>
+        <w:br/>
+        <w:t>env -u WEBSPEC2DOC_E2E_URL venv/bin/python -m pytest tests/e2e/ -q   # L3 E2E</w:t>
+      </w:r>
+    </w:p>
+    <w:p>
+      <w:r>
+        <w:rPr>
+          <w:rFonts w:ascii="Yu Gothic" w:hAnsi="Yu Gothic" w:eastAsia="Yu Gothic"/>
+        </w:rPr>
+        <w:t xml:space="preserve">L3 は </w:t>
+      </w:r>
+      <w:r>
+        <w:rPr>
+          <w:rFonts w:ascii="Consolas" w:hAnsi="Consolas" w:eastAsia="Consolas"/>
+          <w:sz w:val="18"/>
+        </w:rPr>
+        <w:t>make verify-ui</w:t>
+      </w:r>
+      <w:r>
+        <w:rPr>
+          <w:rFonts w:ascii="Yu Gothic" w:hAnsi="Yu Gothic" w:eastAsia="Yu Gothic"/>
+        </w:rPr>
+        <w:t xml:space="preserve"> でも実行できるが、ポート 8765 で開発用 DB のサーバーが 動いていると DB 汚染を避けるために停止する。上記のように </w:t>
+      </w:r>
+      <w:r>
+        <w:rPr>
+          <w:rFonts w:ascii="Consolas" w:hAnsi="Consolas" w:eastAsia="Consolas"/>
+          <w:sz w:val="18"/>
+        </w:rPr>
+        <w:t>WEBSPEC2DOC_E2E_URL</w:t>
+      </w:r>
+      <w:r>
+        <w:rPr>
+          <w:rFonts w:ascii="Yu Gothic" w:hAnsi="Yu Gothic" w:eastAsia="Yu Gothic"/>
+        </w:rPr>
+        <w:t xml:space="preserve"> を 外すと、conftest が別ポートに隔離サーバーを立てて実行する。</w:t>
+      </w:r>
+    </w:p>
+    <w:p>
+      <w:r>
+        <w:rPr>
+          <w:rFonts w:ascii="Yu Gothic" w:hAnsi="Yu Gothic" w:eastAsia="Yu Gothic"/>
+        </w:rPr>
+        <w:t xml:space="preserve">E2E の 1 skipped は </w:t>
+      </w:r>
+      <w:r>
+        <w:rPr>
+          <w:rFonts w:ascii="Consolas" w:hAnsi="Consolas" w:eastAsia="Consolas"/>
+          <w:sz w:val="18"/>
+        </w:rPr>
+        <w:t>autorun_security_kernel</w:t>
+      </w:r>
+      <w:r>
+        <w:rPr>
+          <w:rFonts w:ascii="Yu Gothic" w:hAnsi="Yu Gothic" w:eastAsia="Yu Gothic"/>
+        </w:rPr>
+        <w:t>。送信ゲートウェイがテスト生成・実行 段階でのみ有効で、クロール段階は別検査（</w:t>
+      </w:r>
+      <w:r>
+        <w:rPr>
+          <w:rFonts w:ascii="Consolas" w:hAnsi="Consolas" w:eastAsia="Consolas"/>
+          <w:sz w:val="18"/>
+        </w:rPr>
+        <w:t>src/crawler/url_safety.py</w:t>
+      </w:r>
+      <w:r>
+        <w:rPr>
+          <w:rFonts w:ascii="Yu Gothic" w:hAnsi="Yu Gothic" w:eastAsia="Yu Gothic"/>
+        </w:rPr>
+        <w:t xml:space="preserve">）を通る構造の ため、素直にテストを書くと別機能を検証したことになる。理由を </w:t>
+      </w:r>
+      <w:r>
+        <w:rPr>
+          <w:rFonts w:ascii="Consolas" w:hAnsi="Consolas" w:eastAsia="Consolas"/>
+          <w:sz w:val="18"/>
+        </w:rPr>
+        <w:t>tests/e2e/test_autorun_security_e2e.py</w:t>
+      </w:r>
+      <w:r>
+        <w:rPr>
+          <w:rFonts w:ascii="Yu Gothic" w:hAnsi="Yu Gothic" w:eastAsia="Yu Gothic"/>
+        </w:rPr>
+        <w:t xml:space="preserve"> に明記した上で skip している。</w:t>
       </w:r>
     </w:p>
     <w:p>
@@ -5394,7 +5649,7 @@
                 <w:rFonts w:ascii="Yu Gothic" w:hAnsi="Yu Gothic" w:eastAsia="Yu Gothic"/>
                 <w:sz w:val="18"/>
               </w:rPr>
-              <w:t>動的テスト結果の未再計測</w:t>
+              <w:t>~~動的テスト結果の未再計測~~</w:t>
             </w:r>
           </w:p>
         </w:tc>
@@ -5410,45 +5665,18 @@
             </w:r>
             <w:r>
               <w:rPr>
-                <w:rFonts w:ascii="Consolas" w:hAnsi="Consolas" w:eastAsia="Consolas"/>
-                <w:sz w:val="18"/>
-              </w:rPr>
-              <w:t>make test</w:t>
-            </w:r>
-            <w:r>
-              <w:rPr>
                 <w:rFonts w:ascii="Yu Gothic" w:hAnsi="Yu Gothic" w:eastAsia="Yu Gothic"/>
-                <w:sz w:val="18"/>
-              </w:rPr>
-              <w:t>/</w:t>
-            </w:r>
-            <w:r>
-              <w:rPr>
-                <w:rFonts w:ascii="Consolas" w:hAnsi="Consolas" w:eastAsia="Consolas"/>
-                <w:sz w:val="18"/>
-              </w:rPr>
-              <w:t>make verify-ui</w:t>
+                <w:b/>
+                <w:sz w:val="18"/>
+              </w:rPr>
+              <w:t>解消済み</w:t>
             </w:r>
             <w:r>
               <w:rPr>
                 <w:rFonts w:ascii="Yu Gothic" w:hAnsi="Yu Gothic" w:eastAsia="Yu Gothic"/>
                 <w:sz w:val="18"/>
               </w:rPr>
-              <w:t>/</w:t>
-            </w:r>
-            <w:r>
-              <w:rPr>
-                <w:rFonts w:ascii="Consolas" w:hAnsi="Consolas" w:eastAsia="Consolas"/>
-                <w:sz w:val="18"/>
-              </w:rPr>
-              <w:t>make coverage</w:t>
-            </w:r>
-            <w:r>
-              <w:rPr>
-                <w:rFonts w:ascii="Yu Gothic" w:hAnsi="Yu Gothic" w:eastAsia="Yu Gothic"/>
-                <w:sz w:val="18"/>
-              </w:rPr>
-              <w:t xml:space="preserve"> を本改訂では未実行。ファイル数・関数数が前回計測比で大幅に増加しており、現構成でのPASS件数・カバレッジ率は未確認</w:t>
+              <w:t>（2026-08-03）。L1/L2 3,239 passed、L3 94 passed / 1 skipped、カバレッジ 84% を現構成で実測</w:t>
             </w:r>
           </w:p>
         </w:tc>
@@ -5467,7 +5695,7 @@
                 <w:rFonts w:ascii="Yu Gothic" w:hAnsi="Yu Gothic" w:eastAsia="Yu Gothic"/>
                 <w:sz w:val="18"/>
               </w:rPr>
-              <w:t>本書 §3.2, §4</w:t>
+              <w:t>本書 §3.2</w:t>
             </w:r>
           </w:p>
         </w:tc>
@@ -6120,7 +6348,7 @@
                 <w:b/>
                 <w:sz w:val="18"/>
               </w:rPr>
-              <w:t>未確認</w:t>
+              <w:t>達成</w:t>
             </w:r>
           </w:p>
         </w:tc>
@@ -6139,7 +6367,7 @@
                 <w:rFonts w:ascii="Yu Gothic" w:hAnsi="Yu Gothic" w:eastAsia="Yu Gothic"/>
                 <w:sz w:val="18"/>
               </w:rPr>
-              <w:t>本改訂では未実行。参考値（1,831 passed／84.30%）は現構成を反映しない</w:t>
+              <w:t>2026-08-03 実測: 3,239 passed / 0 failed、カバレッジ 84%（閾値 80%）</w:t>
             </w:r>
           </w:p>
         </w:tc>
